--- a/PLANTILLA_MAESTRA_INFORME_TECCHNEX.docx
+++ b/PLANTILLA_MAESTRA_INFORME_TECCHNEX.docx
@@ -16,13 +16,40 @@
         </w:rPr>
       </w:pPr>
     </w:p>
-    <w:p/>
-    <w:p/>
-    <w:p/>
-    <w:p/>
-    <w:p/>
-    <w:p/>
     <w:p>
+      <w:pPr>
+        <w:spacing w:before="0" w:after="0" w:line="120" w:lineRule="auto"/>
+      </w:pPr>
+    </w:p>
+    <w:p>
+      <w:pPr>
+        <w:spacing w:before="0" w:after="0" w:line="120" w:lineRule="auto"/>
+      </w:pPr>
+    </w:p>
+    <w:p>
+      <w:pPr>
+        <w:spacing w:before="0" w:after="0" w:line="120" w:lineRule="auto"/>
+      </w:pPr>
+    </w:p>
+    <w:p>
+      <w:pPr>
+        <w:spacing w:before="0" w:after="0" w:line="120" w:lineRule="auto"/>
+      </w:pPr>
+    </w:p>
+    <w:p>
+      <w:pPr>
+        <w:spacing w:before="0" w:after="0" w:line="120" w:lineRule="auto"/>
+      </w:pPr>
+    </w:p>
+    <w:p>
+      <w:pPr>
+        <w:spacing w:before="0" w:after="0" w:line="120" w:lineRule="auto"/>
+      </w:pPr>
+    </w:p>
+    <w:p>
+      <w:pPr>
+        <w:spacing w:before="0" w:after="0" w:line="120" w:lineRule="auto"/>
+      </w:pPr>
       <w:r>
         <w:rPr>
           <w:noProof/>
@@ -551,7 +578,7 @@
       <w:headerReference w:type="default" r:id="rId9"/>
       <w:footerReference w:type="default" r:id="rId10"/>
       <w:pgSz w:w="12240" w:h="15840"/>
-      <w:pgMar w:top="1528" w:right="1701" w:bottom="1417" w:left="1701" w:header="708" w:footer="708" w:gutter="0"/>
+      <w:pgMar w:top="2808" w:right="1701" w:bottom="1728" w:left="1701" w:header="1699" w:footer="0" w:gutter="0"/>
       <w:cols w:space="708"/>
       <w:docGrid w:linePitch="360"/>
     </w:sectPr>
@@ -586,45 +613,12 @@
 
 <file path=word/footer1.xml><?xml version="1.0" encoding="utf-8"?>
 <w:ftr xmlns:wpc="http://schemas.microsoft.com/office/word/2010/wordprocessingCanvas" xmlns:cx="http://schemas.microsoft.com/office/drawing/2014/chartex" xmlns:cx1="http://schemas.microsoft.com/office/drawing/2015/9/8/chartex" xmlns:cx2="http://schemas.microsoft.com/office/drawing/2015/10/21/chartex" xmlns:cx3="http://schemas.microsoft.com/office/drawing/2016/5/9/chartex" xmlns:cx4="http://schemas.microsoft.com/office/drawing/2016/5/10/chartex" xmlns:cx5="http://schemas.microsoft.com/office/drawing/2016/5/11/chartex" xmlns:cx6="http://schemas.microsoft.com/office/drawing/2016/5/12/chartex" xmlns:cx7="http://schemas.microsoft.com/office/drawing/2016/5/13/chartex" xmlns:cx8="http://schemas.microsoft.com/office/drawing/2016/5/14/chartex" xmlns:mc="http://schemas.openxmlformats.org/markup-compatibility/2006" xmlns:aink="http://schemas.microsoft.com/office/drawing/2016/ink" xmlns:am3d="http://schemas.microsoft.com/office/drawing/2017/model3d" xmlns:o="urn:schemas-microsoft-com:office:office" xmlns:oel="http://schemas.microsoft.com/office/2019/extlst" xmlns:r="http://schemas.openxmlformats.org/officeDocument/2006/relationships" xmlns:m="http://schemas.openxmlformats.org/officeDocument/2006/math" xmlns:v="urn:schemas-microsoft-com:vml" xmlns:wp14="http://schemas.microsoft.com/office/word/2010/wordprocessingDrawing" xmlns:wp="http://schemas.openxmlformats.org/drawingml/2006/wordprocessingDrawing" xmlns:w10="urn:schemas-microsoft-com:office:word" xmlns:w="http://schemas.openxmlformats.org/wordprocessingml/2006/main" xmlns:w14="http://schemas.microsoft.com/office/word/2010/wordml" xmlns:w15="http://schemas.microsoft.com/office/word/2012/wordml" xmlns:w16cex="http://schemas.microsoft.com/office/word/2018/wordml/cex" xmlns:w16cid="http://schemas.microsoft.com/office/word/2016/wordml/cid" xmlns:w16="http://schemas.microsoft.com/office/word/2018/wordml" xmlns:w16du="http://schemas.microsoft.com/office/word/2023/wordml/word16du" xmlns:w16sdtdh="http://schemas.microsoft.com/office/word/2020/wordml/sdtdatahash" xmlns:w16sdtfl="http://schemas.microsoft.com/office/word/2024/wordml/sdtformatlock" xmlns:w16se="http://schemas.microsoft.com/office/word/2015/wordml/symex" xmlns:wpg="http://schemas.microsoft.com/office/word/2010/wordprocessingGroup" xmlns:wpi="http://schemas.microsoft.com/office/word/2010/wordprocessingInk" xmlns:wne="http://schemas.microsoft.com/office/word/2006/wordml" xmlns:wps="http://schemas.microsoft.com/office/word/2010/wordprocessingShape" mc:Ignorable="w14 w15 w16se w16cid w16 w16cex w16sdtdh w16sdtfl w16du wp14">
-  <w:sdt>
-    <w:sdtPr>
-      <w:id w:val="-812247950"/>
-      <w:docPartObj>
-        <w:docPartGallery w:val="Page Numbers (Bottom of Page)"/>
-        <w:docPartUnique/>
-      </w:docPartObj>
-    </w:sdtPr>
-    <w:sdtContent>
-      <w:p>
-        <w:pPr>
-          <w:pStyle w:val="Piedepgina"/>
-          <w:jc w:val="right"/>
-        </w:pPr>
-        <w:r>
-          <w:fldChar w:fldCharType="begin"/>
-        </w:r>
-        <w:r>
-          <w:instrText>PAGE   \* MERGEFORMAT</w:instrText>
-        </w:r>
-        <w:r>
-          <w:fldChar w:fldCharType="separate"/>
-        </w:r>
-        <w:r>
-          <w:rPr>
-            <w:lang w:val="es-ES"/>
-          </w:rPr>
-          <w:t>2</w:t>
-        </w:r>
-        <w:r>
-          <w:fldChar w:fldCharType="end"/>
-        </w:r>
-      </w:p>
-    </w:sdtContent>
-  </w:sdt>
   <w:p>
     <w:pPr>
       <w:pStyle w:val="Piedepgina"/>
+      <w:spacing w:before="0" w:after="0"/>
     </w:pPr>
+    <w:r/>
   </w:p>
 </w:ftr>
 </file>
@@ -1007,6 +1001,47 @@
     <w:pPr>
       <w:pStyle w:val="Encabezado"/>
     </w:pPr>
+    <w:r>
+      <w:drawing>
+        <wp:anchor behindDoc="1" locked="0" layoutInCell="1" allowOverlap="1">
+          <wp:positionH relativeFrom="page">
+            <wp:posOffset>0</wp:posOffset>
+          </wp:positionH>
+          <wp:positionV relativeFrom="page">
+            <wp:posOffset>0</wp:posOffset>
+          </wp:positionV>
+          <wp:extent cx="7772400" cy="10058400"/>
+          <wp:docPr id="1150632758" name="Picture 1150632758"/>
+          <wp:cNvGraphicFramePr xmlns:a="http://schemas.openxmlformats.org/drawingml/2006/main">
+            <a:graphicFrameLocks noChangeAspect="1"/>
+          </wp:cNvGraphicFramePr>
+          <wp:wrapNone/>
+          <a:graphic xmlns:a="http://schemas.openxmlformats.org/drawingml/2006/main" xmlns:pic="http://schemas.openxmlformats.org/drawingml/2006/picture">
+            <a:graphicData uri="http://schemas.openxmlformats.org/drawingml/2006/picture">
+              <pic:pic>
+                <pic:nvPicPr>
+                  <pic:cNvPr id="0" name="image1.png"/>
+                  <pic:cNvPicPr/>
+                </pic:nvPicPr>
+                <pic:blipFill>
+                  <a:blip r:embed="rId2"/>
+                  <a:stretch>
+                    <a:fillRect/>
+                  </a:stretch>
+                </pic:blipFill>
+                <pic:spPr>
+                  <a:xfrm>
+                    <a:off x="0" y="0"/>
+                    <a:ext cx="7772400" cy="10058400"/>
+                  </a:xfrm>
+                  <a:prstGeom prst="rect"/>
+                </pic:spPr>
+              </pic:pic>
+            </a:graphicData>
+          </a:graphic>
+        </wp:anchor>
+      </w:drawing>
+    </w:r>
   </w:p>
 </w:hdr>
 </file>

--- a/PLANTILLA_MAESTRA_INFORME_TECCHNEX.docx
+++ b/PLANTILLA_MAESTRA_INFORME_TECCHNEX.docx
@@ -16,40 +16,13 @@
         </w:rPr>
       </w:pPr>
     </w:p>
+    <w:p/>
+    <w:p/>
+    <w:p/>
+    <w:p/>
+    <w:p/>
+    <w:p/>
     <w:p>
-      <w:pPr>
-        <w:spacing w:before="0" w:after="0" w:line="120" w:lineRule="auto"/>
-      </w:pPr>
-    </w:p>
-    <w:p>
-      <w:pPr>
-        <w:spacing w:before="0" w:after="0" w:line="120" w:lineRule="auto"/>
-      </w:pPr>
-    </w:p>
-    <w:p>
-      <w:pPr>
-        <w:spacing w:before="0" w:after="0" w:line="120" w:lineRule="auto"/>
-      </w:pPr>
-    </w:p>
-    <w:p>
-      <w:pPr>
-        <w:spacing w:before="0" w:after="0" w:line="120" w:lineRule="auto"/>
-      </w:pPr>
-    </w:p>
-    <w:p>
-      <w:pPr>
-        <w:spacing w:before="0" w:after="0" w:line="120" w:lineRule="auto"/>
-      </w:pPr>
-    </w:p>
-    <w:p>
-      <w:pPr>
-        <w:spacing w:before="0" w:after="0" w:line="120" w:lineRule="auto"/>
-      </w:pPr>
-    </w:p>
-    <w:p>
-      <w:pPr>
-        <w:spacing w:before="0" w:after="0" w:line="120" w:lineRule="auto"/>
-      </w:pPr>
       <w:r>
         <w:rPr>
           <w:noProof/>
@@ -578,7 +551,7 @@
       <w:headerReference w:type="default" r:id="rId9"/>
       <w:footerReference w:type="default" r:id="rId10"/>
       <w:pgSz w:w="12240" w:h="15840"/>
-      <w:pgMar w:top="2808" w:right="1701" w:bottom="1728" w:left="1701" w:header="1699" w:footer="0" w:gutter="0"/>
+      <w:pgMar w:top="1528" w:right="1701" w:bottom="1417" w:left="1701" w:header="708" w:footer="708" w:gutter="0"/>
       <w:cols w:space="708"/>
       <w:docGrid w:linePitch="360"/>
     </w:sectPr>
@@ -613,12 +586,45 @@
 
 <file path=word/footer1.xml><?xml version="1.0" encoding="utf-8"?>
 <w:ftr xmlns:wpc="http://schemas.microsoft.com/office/word/2010/wordprocessingCanvas" xmlns:cx="http://schemas.microsoft.com/office/drawing/2014/chartex" xmlns:cx1="http://schemas.microsoft.com/office/drawing/2015/9/8/chartex" xmlns:cx2="http://schemas.microsoft.com/office/drawing/2015/10/21/chartex" xmlns:cx3="http://schemas.microsoft.com/office/drawing/2016/5/9/chartex" xmlns:cx4="http://schemas.microsoft.com/office/drawing/2016/5/10/chartex" xmlns:cx5="http://schemas.microsoft.com/office/drawing/2016/5/11/chartex" xmlns:cx6="http://schemas.microsoft.com/office/drawing/2016/5/12/chartex" xmlns:cx7="http://schemas.microsoft.com/office/drawing/2016/5/13/chartex" xmlns:cx8="http://schemas.microsoft.com/office/drawing/2016/5/14/chartex" xmlns:mc="http://schemas.openxmlformats.org/markup-compatibility/2006" xmlns:aink="http://schemas.microsoft.com/office/drawing/2016/ink" xmlns:am3d="http://schemas.microsoft.com/office/drawing/2017/model3d" xmlns:o="urn:schemas-microsoft-com:office:office" xmlns:oel="http://schemas.microsoft.com/office/2019/extlst" xmlns:r="http://schemas.openxmlformats.org/officeDocument/2006/relationships" xmlns:m="http://schemas.openxmlformats.org/officeDocument/2006/math" xmlns:v="urn:schemas-microsoft-com:vml" xmlns:wp14="http://schemas.microsoft.com/office/word/2010/wordprocessingDrawing" xmlns:wp="http://schemas.openxmlformats.org/drawingml/2006/wordprocessingDrawing" xmlns:w10="urn:schemas-microsoft-com:office:word" xmlns:w="http://schemas.openxmlformats.org/wordprocessingml/2006/main" xmlns:w14="http://schemas.microsoft.com/office/word/2010/wordml" xmlns:w15="http://schemas.microsoft.com/office/word/2012/wordml" xmlns:w16cex="http://schemas.microsoft.com/office/word/2018/wordml/cex" xmlns:w16cid="http://schemas.microsoft.com/office/word/2016/wordml/cid" xmlns:w16="http://schemas.microsoft.com/office/word/2018/wordml" xmlns:w16du="http://schemas.microsoft.com/office/word/2023/wordml/word16du" xmlns:w16sdtdh="http://schemas.microsoft.com/office/word/2020/wordml/sdtdatahash" xmlns:w16sdtfl="http://schemas.microsoft.com/office/word/2024/wordml/sdtformatlock" xmlns:w16se="http://schemas.microsoft.com/office/word/2015/wordml/symex" xmlns:wpg="http://schemas.microsoft.com/office/word/2010/wordprocessingGroup" xmlns:wpi="http://schemas.microsoft.com/office/word/2010/wordprocessingInk" xmlns:wne="http://schemas.microsoft.com/office/word/2006/wordml" xmlns:wps="http://schemas.microsoft.com/office/word/2010/wordprocessingShape" mc:Ignorable="w14 w15 w16se w16cid w16 w16cex w16sdtdh w16sdtfl w16du wp14">
+  <w:sdt>
+    <w:sdtPr>
+      <w:id w:val="-812247950"/>
+      <w:docPartObj>
+        <w:docPartGallery w:val="Page Numbers (Bottom of Page)"/>
+        <w:docPartUnique/>
+      </w:docPartObj>
+    </w:sdtPr>
+    <w:sdtContent>
+      <w:p>
+        <w:pPr>
+          <w:pStyle w:val="Piedepgina"/>
+          <w:jc w:val="right"/>
+        </w:pPr>
+        <w:r>
+          <w:fldChar w:fldCharType="begin"/>
+        </w:r>
+        <w:r>
+          <w:instrText>PAGE   \* MERGEFORMAT</w:instrText>
+        </w:r>
+        <w:r>
+          <w:fldChar w:fldCharType="separate"/>
+        </w:r>
+        <w:r>
+          <w:rPr>
+            <w:lang w:val="es-ES"/>
+          </w:rPr>
+          <w:t>2</w:t>
+        </w:r>
+        <w:r>
+          <w:fldChar w:fldCharType="end"/>
+        </w:r>
+      </w:p>
+    </w:sdtContent>
+  </w:sdt>
   <w:p>
     <w:pPr>
       <w:pStyle w:val="Piedepgina"/>
-      <w:spacing w:before="0" w:after="0"/>
     </w:pPr>
-    <w:r/>
   </w:p>
 </w:ftr>
 </file>
@@ -1001,47 +1007,6 @@
     <w:pPr>
       <w:pStyle w:val="Encabezado"/>
     </w:pPr>
-    <w:r>
-      <w:drawing>
-        <wp:anchor behindDoc="1" locked="0" layoutInCell="1" allowOverlap="1">
-          <wp:positionH relativeFrom="page">
-            <wp:posOffset>0</wp:posOffset>
-          </wp:positionH>
-          <wp:positionV relativeFrom="page">
-            <wp:posOffset>0</wp:posOffset>
-          </wp:positionV>
-          <wp:extent cx="7772400" cy="10058400"/>
-          <wp:docPr id="1150632758" name="Picture 1150632758"/>
-          <wp:cNvGraphicFramePr xmlns:a="http://schemas.openxmlformats.org/drawingml/2006/main">
-            <a:graphicFrameLocks noChangeAspect="1"/>
-          </wp:cNvGraphicFramePr>
-          <wp:wrapNone/>
-          <a:graphic xmlns:a="http://schemas.openxmlformats.org/drawingml/2006/main" xmlns:pic="http://schemas.openxmlformats.org/drawingml/2006/picture">
-            <a:graphicData uri="http://schemas.openxmlformats.org/drawingml/2006/picture">
-              <pic:pic>
-                <pic:nvPicPr>
-                  <pic:cNvPr id="0" name="image1.png"/>
-                  <pic:cNvPicPr/>
-                </pic:nvPicPr>
-                <pic:blipFill>
-                  <a:blip r:embed="rId2"/>
-                  <a:stretch>
-                    <a:fillRect/>
-                  </a:stretch>
-                </pic:blipFill>
-                <pic:spPr>
-                  <a:xfrm>
-                    <a:off x="0" y="0"/>
-                    <a:ext cx="7772400" cy="10058400"/>
-                  </a:xfrm>
-                  <a:prstGeom prst="rect"/>
-                </pic:spPr>
-              </pic:pic>
-            </a:graphicData>
-          </a:graphic>
-        </wp:anchor>
-      </w:drawing>
-    </w:r>
   </w:p>
 </w:hdr>
 </file>

--- a/PLANTILLA_MAESTRA_INFORME_TECCHNEX.docx
+++ b/PLANTILLA_MAESTRA_INFORME_TECCHNEX.docx
@@ -84,6 +84,24 @@
             </a:graphic>
           </wp:anchor>
         </w:drawing>
+      </w:r>
+    </w:p>
+    <w:p>
+      <w:pPr>
+        <w:jc w:val="left"/>
+        <w:rPr>
+          <w:rFonts w:ascii="Century Gothic" w:hAnsi="Century Gothic" w:cs="Arial"/>
+          <w:sz w:val="20"/>
+          <w:szCs w:val="20"/>
+        </w:rPr>
+      </w:pPr>
+      <w:r>
+        <w:rPr>
+          <w:rFonts w:ascii="Century Gothic" w:hAnsi="Century Gothic" w:cs="Arial"/>
+          <w:sz w:val="20"/>
+          <w:szCs w:val="20"/>
+        </w:rPr>
+        <w:t>{{CONTENIDO_INFORME}}</w:t>
       </w:r>
     </w:p>
     <w:p>

--- a/PLANTILLA_MAESTRA_INFORME_TECCHNEX.docx
+++ b/PLANTILLA_MAESTRA_INFORME_TECCHNEX.docx
@@ -3,566 +3,8 @@
 <w:document xmlns:wpc="http://schemas.microsoft.com/office/word/2010/wordprocessingCanvas" xmlns:cx="http://schemas.microsoft.com/office/drawing/2014/chartex" xmlns:cx1="http://schemas.microsoft.com/office/drawing/2015/9/8/chartex" xmlns:cx2="http://schemas.microsoft.com/office/drawing/2015/10/21/chartex" xmlns:cx3="http://schemas.microsoft.com/office/drawing/2016/5/9/chartex" xmlns:cx4="http://schemas.microsoft.com/office/drawing/2016/5/10/chartex" xmlns:cx5="http://schemas.microsoft.com/office/drawing/2016/5/11/chartex" xmlns:cx6="http://schemas.microsoft.com/office/drawing/2016/5/12/chartex" xmlns:cx7="http://schemas.microsoft.com/office/drawing/2016/5/13/chartex" xmlns:cx8="http://schemas.microsoft.com/office/drawing/2016/5/14/chartex" xmlns:mc="http://schemas.openxmlformats.org/markup-compatibility/2006" xmlns:aink="http://schemas.microsoft.com/office/drawing/2016/ink" xmlns:am3d="http://schemas.microsoft.com/office/drawing/2017/model3d" xmlns:o="urn:schemas-microsoft-com:office:office" xmlns:oel="http://schemas.microsoft.com/office/2019/extlst" xmlns:r="http://schemas.openxmlformats.org/officeDocument/2006/relationships" xmlns:m="http://schemas.openxmlformats.org/officeDocument/2006/math" xmlns:v="urn:schemas-microsoft-com:vml" xmlns:wp14="http://schemas.microsoft.com/office/word/2010/wordprocessingDrawing" xmlns:wp="http://schemas.openxmlformats.org/drawingml/2006/wordprocessingDrawing" xmlns:w10="urn:schemas-microsoft-com:office:word" xmlns:w="http://schemas.openxmlformats.org/wordprocessingml/2006/main" xmlns:w14="http://schemas.microsoft.com/office/word/2010/wordml" xmlns:w15="http://schemas.microsoft.com/office/word/2012/wordml" xmlns:w16cex="http://schemas.microsoft.com/office/word/2018/wordml/cex" xmlns:w16cid="http://schemas.microsoft.com/office/word/2016/wordml/cid" xmlns:w16="http://schemas.microsoft.com/office/word/2018/wordml" xmlns:w16du="http://schemas.microsoft.com/office/word/2023/wordml/word16du" xmlns:w16sdtdh="http://schemas.microsoft.com/office/word/2020/wordml/sdtdatahash" xmlns:w16sdtfl="http://schemas.microsoft.com/office/word/2024/wordml/sdtformatlock" xmlns:w16se="http://schemas.microsoft.com/office/word/2015/wordml/symex" xmlns:wpg="http://schemas.microsoft.com/office/word/2010/wordprocessingGroup" xmlns:wpi="http://schemas.microsoft.com/office/word/2010/wordprocessingInk" xmlns:wne="http://schemas.microsoft.com/office/word/2006/wordml" xmlns:wps="http://schemas.microsoft.com/office/word/2010/wordprocessingShape" mc:Ignorable="w14 w15 w16se w16cid w16 w16cex w16sdtdh w16sdtfl w16du wp14">
   <w:body>
     <w:p>
-      <w:pPr>
-        <w:pStyle w:val="Sinespaciado"/>
-        <w:jc w:val="both"/>
-        <w:rPr>
-          <w:rFonts w:ascii="Century Gothic" w:hAnsi="Century Gothic" w:cs="Arial"/>
-          <w:b/>
-          <w:iCs/>
-          <w:sz w:val="24"/>
-          <w:szCs w:val="24"/>
-          <w:lang w:val="es-ES"/>
-        </w:rPr>
-      </w:pPr>
-    </w:p>
-    <w:p/>
-    <w:p/>
-    <w:p/>
-    <w:p/>
-    <w:p/>
-    <w:p/>
-    <w:p>
       <w:r>
-        <w:rPr>
-          <w:noProof/>
-          <w14:ligatures w14:val="standardContextual"/>
-        </w:rPr>
-        <w:drawing>
-          <wp:anchor distT="0" distB="0" distL="114300" distR="114300" simplePos="0" relativeHeight="253105152" behindDoc="0" locked="0" layoutInCell="1" allowOverlap="1" wp14:anchorId="540A52A5" wp14:editId="4BA5C7B0">
-            <wp:simplePos x="0" y="0"/>
-            <wp:positionH relativeFrom="column">
-              <wp:posOffset>-3052058</wp:posOffset>
-            </wp:positionH>
-            <wp:positionV relativeFrom="paragraph">
-              <wp:posOffset>-5076935</wp:posOffset>
-            </wp:positionV>
-            <wp:extent cx="1367790" cy="899768"/>
-            <wp:effectExtent l="0" t="0" r="0" b="0"/>
-            <wp:wrapNone/>
-            <wp:docPr id="1796151415" name="Imagen 1"/>
-            <wp:cNvGraphicFramePr>
-              <a:graphicFrameLocks xmlns:a="http://schemas.openxmlformats.org/drawingml/2006/main" noChangeAspect="1"/>
-            </wp:cNvGraphicFramePr>
-            <a:graphic xmlns:a="http://schemas.openxmlformats.org/drawingml/2006/main">
-              <a:graphicData uri="http://schemas.openxmlformats.org/drawingml/2006/picture">
-                <pic:pic xmlns:pic="http://schemas.openxmlformats.org/drawingml/2006/picture">
-                  <pic:nvPicPr>
-                    <pic:cNvPr id="1118948092" name="Imagen 1"/>
-                    <pic:cNvPicPr>
-                      <a:picLocks noChangeAspect="1"/>
-                    </pic:cNvPicPr>
-                  </pic:nvPicPr>
-                  <pic:blipFill>
-                    <a:blip r:embed="rId8" cstate="print">
-                      <a:extLst>
-                        <a:ext uri="{28A0092B-C50C-407E-A947-70E740481C1C}">
-                          <a14:useLocalDpi xmlns:a14="http://schemas.microsoft.com/office/drawing/2010/main" val="0"/>
-                        </a:ext>
-                      </a:extLst>
-                    </a:blip>
-                    <a:stretch>
-                      <a:fillRect/>
-                    </a:stretch>
-                  </pic:blipFill>
-                  <pic:spPr>
-                    <a:xfrm>
-                      <a:off x="0" y="0"/>
-                      <a:ext cx="1367790" cy="899768"/>
-                    </a:xfrm>
-                    <a:prstGeom prst="rect">
-                      <a:avLst/>
-                    </a:prstGeom>
-                    <a:ln w="19050">
-                      <a:solidFill>
-                        <a:srgbClr val="EE0000"/>
-                      </a:solidFill>
-                    </a:ln>
-                  </pic:spPr>
-                </pic:pic>
-              </a:graphicData>
-            </a:graphic>
-          </wp:anchor>
-        </w:drawing>
-      </w:r>
-    </w:p>
-    <w:p>
-      <w:pPr>
-        <w:jc w:val="left"/>
-        <w:rPr>
-          <w:rFonts w:ascii="Century Gothic" w:hAnsi="Century Gothic" w:cs="Arial"/>
-          <w:sz w:val="20"/>
-          <w:szCs w:val="20"/>
-        </w:rPr>
-      </w:pPr>
-      <w:r>
-        <w:rPr>
-          <w:rFonts w:ascii="Century Gothic" w:hAnsi="Century Gothic" w:cs="Arial"/>
-          <w:sz w:val="20"/>
-          <w:szCs w:val="20"/>
-        </w:rPr>
-        <w:t>{{CONTENIDO_INFORME}}</w:t>
-      </w:r>
-    </w:p>
-    <w:p>
-      <w:pPr>
-        <w:jc w:val="both"/>
-        <w:rPr>
-          <w:rFonts w:ascii="Century Gothic" w:hAnsi="Century Gothic" w:cs="Arial"/>
-          <w:sz w:val="24"/>
-          <w:szCs w:val="24"/>
-        </w:rPr>
-      </w:pPr>
-      <w:r>
-        <w:rPr>
-          <w:rFonts w:ascii="Century Gothic" w:hAnsi="Century Gothic" w:cs="Arial"/>
-          <w:sz w:val="24"/>
-          <w:szCs w:val="24"/>
-        </w:rPr>
-        <w:t xml:space="preserve">La información antes descrita, no implica que todos los riesgos hayan sido identificados o que no existan otros riesgos. </w:t>
-      </w:r>
-    </w:p>
-    <w:p>
-      <w:pPr>
-        <w:jc w:val="both"/>
-        <w:rPr>
-          <w:rFonts w:ascii="Century Gothic" w:hAnsi="Century Gothic" w:cs="Arial"/>
-          <w:sz w:val="24"/>
-          <w:szCs w:val="24"/>
-        </w:rPr>
-      </w:pPr>
-      <w:r>
-        <w:rPr>
-          <w:rFonts w:ascii="Century Gothic" w:hAnsi="Century Gothic" w:cs="Arial"/>
-          <w:sz w:val="24"/>
-          <w:szCs w:val="24"/>
-        </w:rPr>
-        <w:t>Las imágenes de referencia son tomadas de GOOGLE MAPS / GOOGLE EARTH / BUSCADORES EN LA RED o registro fotográfico con</w:t>
-      </w:r>
-      <w:r>
-        <w:rPr>
-          <w:rFonts w:ascii="Century Gothic" w:hAnsi="Century Gothic" w:cs="Arial"/>
-          <w:sz w:val="24"/>
-          <w:szCs w:val="24"/>
-        </w:rPr>
-        <w:t xml:space="preserve"> drones,</w:t>
-      </w:r>
-      <w:r>
-        <w:rPr>
-          <w:rFonts w:ascii="Century Gothic" w:hAnsi="Century Gothic" w:cs="Arial"/>
-          <w:sz w:val="24"/>
-          <w:szCs w:val="24"/>
-        </w:rPr>
-        <w:t xml:space="preserve"> cámaras o equipos móviles. solo para mostrar el contexto de lo descrito. </w:t>
-      </w:r>
-    </w:p>
-    <w:p>
-      <w:pPr>
-        <w:jc w:val="both"/>
-        <w:rPr>
-          <w:rFonts w:ascii="Century Gothic" w:hAnsi="Century Gothic" w:cs="Arial"/>
-          <w:sz w:val="24"/>
-          <w:szCs w:val="24"/>
-        </w:rPr>
-      </w:pPr>
-      <w:r>
-        <w:rPr>
-          <w:rFonts w:ascii="Century Gothic" w:hAnsi="Century Gothic" w:cs="Arial"/>
-          <w:sz w:val="24"/>
-          <w:szCs w:val="24"/>
-        </w:rPr>
-        <w:t xml:space="preserve">Todas las recomendaciones aquí enunciadas deben ser implementadas por personal especializado, y el acatamiento de cualquiera de ellas, no implica responsabilidad alguna por parte de COTRASER C.T.A.  o sus funcionarios. </w:t>
-      </w:r>
-    </w:p>
-    <w:p>
-      <w:pPr>
-        <w:jc w:val="both"/>
-        <w:rPr>
-          <w:rFonts w:ascii="Century Gothic" w:hAnsi="Century Gothic" w:cs="Arial"/>
-          <w:b/>
-          <w:bCs/>
-          <w:color w:val="EE0000"/>
-          <w:sz w:val="24"/>
-          <w:szCs w:val="24"/>
-          <w:u w:val="single"/>
-        </w:rPr>
-      </w:pPr>
-      <w:r>
-        <w:rPr>
-          <w:rFonts w:ascii="Century Gothic" w:hAnsi="Century Gothic" w:cs="Arial"/>
-          <w:b/>
-          <w:bCs/>
-          <w:color w:val="EE0000"/>
-          <w:sz w:val="24"/>
-          <w:szCs w:val="24"/>
-          <w:u w:val="single"/>
-        </w:rPr>
-        <w:t>Este informe es confidencial y es dirigido exclusivamente a un destinatario, se restringe la copia o publicación a otras personas o entidades.</w:t>
-      </w:r>
-    </w:p>
-    <w:p>
-      <w:pPr>
-        <w:pStyle w:val="Sinespaciado"/>
-        <w:rPr>
-          <w:rFonts w:ascii="Century Gothic" w:hAnsi="Century Gothic" w:cs="Arial"/>
-          <w:sz w:val="24"/>
-          <w:szCs w:val="24"/>
-        </w:rPr>
-      </w:pPr>
-      <w:r>
-        <w:rPr>
-          <w:rFonts w:ascii="Century Gothic" w:hAnsi="Century Gothic" w:cs="Arial"/>
-          <w:sz w:val="24"/>
-          <w:szCs w:val="24"/>
-        </w:rPr>
-        <w:t xml:space="preserve">       </w:t>
-      </w:r>
-      <w:r>
-        <w:rPr>
-          <w:rFonts w:ascii="Century Gothic" w:hAnsi="Century Gothic" w:cs="Arial"/>
-          <w:sz w:val="24"/>
-          <w:szCs w:val="24"/>
-        </w:rPr>
-        <w:t xml:space="preserve">          </w:t>
-      </w:r>
-    </w:p>
-    <w:p>
-      <w:pPr>
-        <w:pStyle w:val="Sinespaciado"/>
-        <w:rPr>
-          <w:rFonts w:ascii="Century Gothic" w:hAnsi="Century Gothic" w:cs="Arial"/>
-          <w:sz w:val="24"/>
-          <w:szCs w:val="24"/>
-        </w:rPr>
-      </w:pPr>
-      <w:r>
-        <w:rPr>
-          <w:rFonts w:ascii="Century Gothic" w:hAnsi="Century Gothic" w:cs="Arial"/>
-          <w:sz w:val="24"/>
-          <w:szCs w:val="24"/>
-        </w:rPr>
-        <w:t xml:space="preserve">                 </w:t>
-      </w:r>
-      <w:r>
-        <w:rPr>
-          <w:rFonts w:ascii="Century Gothic" w:hAnsi="Century Gothic" w:cs="Arial"/>
-          <w:sz w:val="24"/>
-          <w:szCs w:val="24"/>
-        </w:rPr>
-        <w:t>R</w:t>
-      </w:r>
-      <w:r>
-        <w:rPr>
-          <w:rFonts w:ascii="Century Gothic" w:hAnsi="Century Gothic" w:cs="Arial"/>
-          <w:sz w:val="24"/>
-          <w:szCs w:val="24"/>
-        </w:rPr>
-        <w:t>ealizado por:</w:t>
-      </w:r>
-      <w:r>
-        <w:rPr>
-          <w:rFonts w:ascii="Century Gothic" w:hAnsi="Century Gothic" w:cs="Arial"/>
-          <w:sz w:val="24"/>
-          <w:szCs w:val="24"/>
-        </w:rPr>
-        <w:tab/>
-      </w:r>
-      <w:r>
-        <w:rPr>
-          <w:rFonts w:ascii="Century Gothic" w:hAnsi="Century Gothic" w:cs="Arial"/>
-          <w:sz w:val="24"/>
-          <w:szCs w:val="24"/>
-        </w:rPr>
-        <w:t xml:space="preserve">                                </w:t>
-      </w:r>
-      <w:r>
-        <w:rPr>
-          <w:rFonts w:ascii="Century Gothic" w:hAnsi="Century Gothic" w:cs="Arial"/>
-          <w:sz w:val="24"/>
-          <w:szCs w:val="24"/>
-        </w:rPr>
-        <w:t xml:space="preserve">        </w:t>
-      </w:r>
-      <w:r>
-        <w:rPr>
-          <w:rFonts w:ascii="Century Gothic" w:hAnsi="Century Gothic" w:cs="Arial"/>
-          <w:sz w:val="24"/>
-          <w:szCs w:val="24"/>
-        </w:rPr>
-        <w:t>R</w:t>
-      </w:r>
-      <w:r>
-        <w:rPr>
-          <w:rFonts w:ascii="Century Gothic" w:hAnsi="Century Gothic" w:cs="Arial"/>
-          <w:sz w:val="24"/>
-          <w:szCs w:val="24"/>
-        </w:rPr>
-        <w:t>evisado por:</w:t>
-      </w:r>
-    </w:p>
-    <w:p>
-      <w:pPr>
-        <w:pStyle w:val="Sinespaciado"/>
-        <w:rPr>
-          <w:rFonts w:ascii="Century Gothic" w:hAnsi="Century Gothic" w:cs="Arial"/>
-          <w:sz w:val="24"/>
-          <w:szCs w:val="24"/>
-        </w:rPr>
-      </w:pPr>
-      <w:r>
-        <w:rPr>
-          <w:rFonts w:ascii="Century Gothic" w:hAnsi="Century Gothic" w:cs="Arial"/>
-          <w:sz w:val="24"/>
-          <w:szCs w:val="24"/>
-        </w:rPr>
-        <w:tab/>
-      </w:r>
-      <w:r>
-        <w:rPr>
-          <w:rFonts w:ascii="Century Gothic" w:hAnsi="Century Gothic" w:cs="Arial"/>
-          <w:sz w:val="24"/>
-          <w:szCs w:val="24"/>
-        </w:rPr>
-        <w:tab/>
-      </w:r>
-      <w:r>
-        <w:rPr>
-          <w:rFonts w:ascii="Century Gothic" w:hAnsi="Century Gothic" w:cs="Arial"/>
-          <w:sz w:val="24"/>
-          <w:szCs w:val="24"/>
-        </w:rPr>
-        <w:tab/>
-      </w:r>
-      <w:r>
-        <w:rPr>
-          <w:rFonts w:ascii="Century Gothic" w:hAnsi="Century Gothic" w:cs="Arial"/>
-          <w:sz w:val="24"/>
-          <w:szCs w:val="24"/>
-        </w:rPr>
-        <w:tab/>
-      </w:r>
-      <w:r>
-        <w:rPr>
-          <w:rFonts w:ascii="Century Gothic" w:hAnsi="Century Gothic" w:cs="Arial"/>
-          <w:sz w:val="24"/>
-          <w:szCs w:val="24"/>
-        </w:rPr>
-        <w:tab/>
-      </w:r>
-    </w:p>
-    <w:p>
-      <w:pPr>
-        <w:pStyle w:val="Sinespaciado"/>
-        <w:rPr>
-          <w:rFonts w:ascii="Century Gothic" w:hAnsi="Century Gothic" w:cs="Arial"/>
-          <w:b/>
-          <w:sz w:val="24"/>
-          <w:szCs w:val="24"/>
-        </w:rPr>
-      </w:pPr>
-    </w:p>
-    <w:p>
-      <w:pPr>
-        <w:pStyle w:val="Sinespaciado"/>
-        <w:spacing w:line="360" w:lineRule="auto"/>
-        <w:rPr>
-          <w:rFonts w:ascii="Century Gothic" w:hAnsi="Century Gothic" w:cstheme="minorHAnsi"/>
-          <w:b/>
-          <w:bCs/>
-          <w:sz w:val="24"/>
-          <w:szCs w:val="24"/>
-          <w:lang w:val="es-ES"/>
-        </w:rPr>
-      </w:pPr>
-      <w:r>
-        <w:rPr>
-          <w:rFonts w:ascii="Century Gothic" w:hAnsi="Century Gothic" w:cstheme="minorHAnsi"/>
-          <w:b/>
-          <w:sz w:val="24"/>
-          <w:szCs w:val="24"/>
-        </w:rPr>
-        <w:t xml:space="preserve">       </w:t>
-      </w:r>
-      <w:r>
-        <w:rPr>
-          <w:rFonts w:ascii="Century Gothic" w:hAnsi="Century Gothic" w:cstheme="minorHAnsi"/>
-          <w:b/>
-          <w:sz w:val="24"/>
-          <w:szCs w:val="24"/>
-        </w:rPr>
-        <w:t>{{REALIZADO_POR}}</w:t>
-      </w:r>
-      <w:r>
-        <w:rPr>
-          <w:rFonts w:ascii="Century Gothic" w:hAnsi="Century Gothic" w:cstheme="minorHAnsi"/>
-          <w:b/>
-          <w:sz w:val="24"/>
-          <w:szCs w:val="24"/>
-        </w:rPr>
-        <w:t xml:space="preserve">                 </w:t>
-      </w:r>
-      <w:r>
-        <w:rPr>
-          <w:rFonts w:ascii="Century Gothic" w:hAnsi="Century Gothic" w:cstheme="minorHAnsi"/>
-          <w:b/>
-          <w:sz w:val="24"/>
-          <w:szCs w:val="24"/>
-        </w:rPr>
-        <w:t xml:space="preserve"> </w:t>
-      </w:r>
-      <w:r>
-        <w:rPr>
-          <w:rFonts w:ascii="Century Gothic" w:hAnsi="Century Gothic" w:cstheme="minorHAnsi"/>
-          <w:b/>
-          <w:sz w:val="24"/>
-          <w:szCs w:val="24"/>
-        </w:rPr>
-        <w:t xml:space="preserve">  </w:t>
-      </w:r>
-      <w:r>
-        <w:rPr>
-          <w:rFonts w:ascii="Century Gothic" w:hAnsi="Century Gothic" w:cstheme="minorHAnsi"/>
-          <w:b/>
-          <w:sz w:val="24"/>
-          <w:szCs w:val="24"/>
-        </w:rPr>
-        <w:t>{{REVISADO_POR}}</w:t>
-      </w:r>
-      <w:r>
-        <w:rPr>
-          <w:rFonts w:ascii="Century Gothic" w:hAnsi="Century Gothic" w:cstheme="minorHAnsi"/>
-          <w:b/>
-          <w:sz w:val="24"/>
-          <w:szCs w:val="24"/>
-        </w:rPr>
-      </w:r>
-    </w:p>
-    <w:p>
-      <w:pPr>
-        <w:pStyle w:val="Sinespaciado"/>
-        <w:jc w:val="both"/>
-        <w:rPr>
-          <w:rFonts w:ascii="Century Gothic" w:hAnsi="Century Gothic" w:cstheme="minorHAnsi"/>
-          <w:bCs/>
-          <w:sz w:val="24"/>
-          <w:szCs w:val="24"/>
-          <w:lang w:val="es-ES"/>
-        </w:rPr>
-      </w:pPr>
-      <w:r>
-        <w:rPr>
-          <w:rFonts w:ascii="Century Gothic" w:hAnsi="Century Gothic" w:cstheme="minorHAnsi"/>
-          <w:bCs/>
-          <w:sz w:val="24"/>
-          <w:szCs w:val="24"/>
-          <w:lang w:val="es-ES"/>
-        </w:rPr>
-        <w:t xml:space="preserve">               Analista de riesgo.</w:t>
-      </w:r>
-      <w:r>
-        <w:rPr>
-          <w:rFonts w:ascii="Century Gothic" w:hAnsi="Century Gothic" w:cstheme="minorHAnsi"/>
-          <w:bCs/>
-          <w:sz w:val="24"/>
-          <w:szCs w:val="24"/>
-          <w:lang w:val="es-ES"/>
-        </w:rPr>
-        <w:tab/>
-        <w:t xml:space="preserve">                </w:t>
-      </w:r>
-      <w:r>
-        <w:rPr>
-          <w:rFonts w:ascii="Century Gothic" w:hAnsi="Century Gothic" w:cstheme="minorHAnsi"/>
-          <w:bCs/>
-          <w:sz w:val="24"/>
-          <w:szCs w:val="24"/>
-          <w:lang w:val="es-ES"/>
-        </w:rPr>
-        <w:t xml:space="preserve">  </w:t>
-      </w:r>
-      <w:r>
-        <w:rPr>
-          <w:rFonts w:ascii="Century Gothic" w:hAnsi="Century Gothic" w:cstheme="minorHAnsi"/>
-          <w:bCs/>
-          <w:sz w:val="24"/>
-          <w:szCs w:val="24"/>
-          <w:lang w:val="es-ES"/>
-        </w:rPr>
-        <w:t xml:space="preserve">        </w:t>
-      </w:r>
-      <w:r>
-        <w:rPr>
-          <w:rFonts w:ascii="Century Gothic" w:hAnsi="Century Gothic" w:cstheme="minorHAnsi"/>
-          <w:bCs/>
-          <w:sz w:val="24"/>
-          <w:szCs w:val="24"/>
-          <w:lang w:val="es-ES"/>
-        </w:rPr>
-        <w:t xml:space="preserve"> Director opera</w:t>
-      </w:r>
-      <w:r>
-        <w:rPr>
-          <w:rFonts w:ascii="Century Gothic" w:hAnsi="Century Gothic" w:cstheme="minorHAnsi"/>
-          <w:bCs/>
-          <w:sz w:val="24"/>
-          <w:szCs w:val="24"/>
-          <w:lang w:val="es-ES"/>
-        </w:rPr>
-        <w:t>tivo</w:t>
-      </w:r>
-      <w:r>
-        <w:rPr>
-          <w:rFonts w:ascii="Century Gothic" w:hAnsi="Century Gothic" w:cstheme="minorHAnsi"/>
-          <w:bCs/>
-          <w:sz w:val="24"/>
-          <w:szCs w:val="24"/>
-          <w:lang w:val="es-ES"/>
-        </w:rPr>
-        <w:t xml:space="preserve">     </w:t>
-      </w:r>
-    </w:p>
-    <w:p>
-      <w:pPr>
-        <w:pStyle w:val="Sinespaciado"/>
-        <w:jc w:val="both"/>
-        <w:rPr>
-          <w:rFonts w:ascii="Century Gothic" w:hAnsi="Century Gothic" w:cstheme="minorHAnsi"/>
-          <w:bCs/>
-          <w:sz w:val="24"/>
-          <w:szCs w:val="24"/>
-          <w:lang w:val="es-ES"/>
-        </w:rPr>
-      </w:pPr>
-      <w:r>
-        <w:rPr>
-          <w:rFonts w:ascii="Century Gothic" w:hAnsi="Century Gothic" w:cstheme="minorHAnsi"/>
-          <w:bCs/>
-          <w:sz w:val="24"/>
-          <w:szCs w:val="24"/>
-          <w:lang w:val="es-ES"/>
-        </w:rPr>
-        <w:t xml:space="preserve">                 COTRASER CTA</w:t>
-      </w:r>
-      <w:r>
-        <w:rPr>
-          <w:rFonts w:ascii="Century Gothic" w:hAnsi="Century Gothic" w:cstheme="minorHAnsi"/>
-          <w:bCs/>
-          <w:sz w:val="24"/>
-          <w:szCs w:val="24"/>
-          <w:lang w:val="es-ES"/>
-        </w:rPr>
-        <w:tab/>
-      </w:r>
-      <w:r>
-        <w:rPr>
-          <w:rFonts w:ascii="Century Gothic" w:hAnsi="Century Gothic" w:cstheme="minorHAnsi"/>
-          <w:bCs/>
-          <w:sz w:val="24"/>
-          <w:szCs w:val="24"/>
-          <w:lang w:val="es-ES"/>
-        </w:rPr>
-        <w:tab/>
-        <w:t xml:space="preserve">                    COTRASER CTA                    </w:t>
+        <w:t/>
       </w:r>
     </w:p>
     <w:sectPr>
@@ -805,7 +247,7 @@
               <w:b/>
               <w:bCs/>
             </w:rPr>
-            <w:t>INFORME PREVENTIVO DE SEGURIDAD INTEGRAL</w:t>
+            <w:t>{{TITULO_DOCUMENTO}}</w:t>
           </w:r>
         </w:p>
       </w:tc>
@@ -839,7 +281,7 @@
               <w:sz w:val="16"/>
               <w:szCs w:val="16"/>
             </w:rPr>
-            <w:t>Versión No. 003</w:t>
+            <w:t>Versión No. {{VERSION_DOCUMENTO}}</w:t>
           </w:r>
         </w:p>
       </w:tc>
@@ -902,7 +344,7 @@
             <w:jc w:val="center"/>
           </w:pPr>
           <w:r>
-            <w:t>Fecha: {{FECHA}}</w:t>
+            <w:t/>
           </w:r>
         </w:p>
       </w:tc>
@@ -947,7 +389,7 @@
               <w:b/>
               <w:bCs/>
             </w:rPr>
-            <w:t>{{CLIENTE}}</w:t>
+            <w:t>PUESTO: {{PUESTO}}</w:t>
             <w:br/>
             <w:t>PUESTO: {{PUESTO}}</w:t>
           </w:r>

--- a/PLANTILLA_MAESTRA_INFORME_TECCHNEX.docx
+++ b/PLANTILLA_MAESTRA_INFORME_TECCHNEX.docx
@@ -3,8 +3,548 @@
 <w:document xmlns:wpc="http://schemas.microsoft.com/office/word/2010/wordprocessingCanvas" xmlns:cx="http://schemas.microsoft.com/office/drawing/2014/chartex" xmlns:cx1="http://schemas.microsoft.com/office/drawing/2015/9/8/chartex" xmlns:cx2="http://schemas.microsoft.com/office/drawing/2015/10/21/chartex" xmlns:cx3="http://schemas.microsoft.com/office/drawing/2016/5/9/chartex" xmlns:cx4="http://schemas.microsoft.com/office/drawing/2016/5/10/chartex" xmlns:cx5="http://schemas.microsoft.com/office/drawing/2016/5/11/chartex" xmlns:cx6="http://schemas.microsoft.com/office/drawing/2016/5/12/chartex" xmlns:cx7="http://schemas.microsoft.com/office/drawing/2016/5/13/chartex" xmlns:cx8="http://schemas.microsoft.com/office/drawing/2016/5/14/chartex" xmlns:mc="http://schemas.openxmlformats.org/markup-compatibility/2006" xmlns:aink="http://schemas.microsoft.com/office/drawing/2016/ink" xmlns:am3d="http://schemas.microsoft.com/office/drawing/2017/model3d" xmlns:o="urn:schemas-microsoft-com:office:office" xmlns:oel="http://schemas.microsoft.com/office/2019/extlst" xmlns:r="http://schemas.openxmlformats.org/officeDocument/2006/relationships" xmlns:m="http://schemas.openxmlformats.org/officeDocument/2006/math" xmlns:v="urn:schemas-microsoft-com:vml" xmlns:wp14="http://schemas.microsoft.com/office/word/2010/wordprocessingDrawing" xmlns:wp="http://schemas.openxmlformats.org/drawingml/2006/wordprocessingDrawing" xmlns:w10="urn:schemas-microsoft-com:office:word" xmlns:w="http://schemas.openxmlformats.org/wordprocessingml/2006/main" xmlns:w14="http://schemas.microsoft.com/office/word/2010/wordml" xmlns:w15="http://schemas.microsoft.com/office/word/2012/wordml" xmlns:w16cex="http://schemas.microsoft.com/office/word/2018/wordml/cex" xmlns:w16cid="http://schemas.microsoft.com/office/word/2016/wordml/cid" xmlns:w16="http://schemas.microsoft.com/office/word/2018/wordml" xmlns:w16du="http://schemas.microsoft.com/office/word/2023/wordml/word16du" xmlns:w16sdtdh="http://schemas.microsoft.com/office/word/2020/wordml/sdtdatahash" xmlns:w16sdtfl="http://schemas.microsoft.com/office/word/2024/wordml/sdtformatlock" xmlns:w16se="http://schemas.microsoft.com/office/word/2015/wordml/symex" xmlns:wpg="http://schemas.microsoft.com/office/word/2010/wordprocessingGroup" xmlns:wpi="http://schemas.microsoft.com/office/word/2010/wordprocessingInk" xmlns:wne="http://schemas.microsoft.com/office/word/2006/wordml" xmlns:wps="http://schemas.microsoft.com/office/word/2010/wordprocessingShape" mc:Ignorable="w14 w15 w16se w16cid w16 w16cex w16sdtdh w16sdtfl w16du wp14">
   <w:body>
     <w:p>
+      <w:pPr>
+        <w:pStyle w:val="Sinespaciado"/>
+        <w:jc w:val="both"/>
+        <w:rPr>
+          <w:rFonts w:ascii="Century Gothic" w:hAnsi="Century Gothic" w:cs="Arial"/>
+          <w:b/>
+          <w:iCs/>
+          <w:sz w:val="24"/>
+          <w:szCs w:val="24"/>
+          <w:lang w:val="es-ES"/>
+        </w:rPr>
+      </w:pPr>
+    </w:p>
+    <w:p/>
+    <w:p/>
+    <w:p/>
+    <w:p/>
+    <w:p/>
+    <w:p/>
+    <w:p>
       <w:r>
-        <w:t/>
+        <w:rPr>
+          <w:noProof/>
+          <w14:ligatures w14:val="standardContextual"/>
+        </w:rPr>
+        <w:drawing>
+          <wp:anchor distT="0" distB="0" distL="114300" distR="114300" simplePos="0" relativeHeight="253105152" behindDoc="0" locked="0" layoutInCell="1" allowOverlap="1" wp14:anchorId="540A52A5" wp14:editId="4BA5C7B0">
+            <wp:simplePos x="0" y="0"/>
+            <wp:positionH relativeFrom="column">
+              <wp:posOffset>-3052058</wp:posOffset>
+            </wp:positionH>
+            <wp:positionV relativeFrom="paragraph">
+              <wp:posOffset>-5076935</wp:posOffset>
+            </wp:positionV>
+            <wp:extent cx="1367790" cy="899768"/>
+            <wp:effectExtent l="0" t="0" r="0" b="0"/>
+            <wp:wrapNone/>
+            <wp:docPr id="1796151415" name="Imagen 1"/>
+            <wp:cNvGraphicFramePr>
+              <a:graphicFrameLocks xmlns:a="http://schemas.openxmlformats.org/drawingml/2006/main" noChangeAspect="1"/>
+            </wp:cNvGraphicFramePr>
+            <a:graphic xmlns:a="http://schemas.openxmlformats.org/drawingml/2006/main">
+              <a:graphicData uri="http://schemas.openxmlformats.org/drawingml/2006/picture">
+                <pic:pic xmlns:pic="http://schemas.openxmlformats.org/drawingml/2006/picture">
+                  <pic:nvPicPr>
+                    <pic:cNvPr id="1118948092" name="Imagen 1"/>
+                    <pic:cNvPicPr>
+                      <a:picLocks noChangeAspect="1"/>
+                    </pic:cNvPicPr>
+                  </pic:nvPicPr>
+                  <pic:blipFill>
+                    <a:blip r:embed="rId8" cstate="print">
+                      <a:extLst>
+                        <a:ext uri="{28A0092B-C50C-407E-A947-70E740481C1C}">
+                          <a14:useLocalDpi xmlns:a14="http://schemas.microsoft.com/office/drawing/2010/main" val="0"/>
+                        </a:ext>
+                      </a:extLst>
+                    </a:blip>
+                    <a:stretch>
+                      <a:fillRect/>
+                    </a:stretch>
+                  </pic:blipFill>
+                  <pic:spPr>
+                    <a:xfrm>
+                      <a:off x="0" y="0"/>
+                      <a:ext cx="1367790" cy="899768"/>
+                    </a:xfrm>
+                    <a:prstGeom prst="rect">
+                      <a:avLst/>
+                    </a:prstGeom>
+                    <a:ln w="19050">
+                      <a:solidFill>
+                        <a:srgbClr val="EE0000"/>
+                      </a:solidFill>
+                    </a:ln>
+                  </pic:spPr>
+                </pic:pic>
+              </a:graphicData>
+            </a:graphic>
+          </wp:anchor>
+        </w:drawing>
+      </w:r>
+    </w:p>
+    <w:p>
+      <w:pPr>
+        <w:jc w:val="both"/>
+        <w:rPr>
+          <w:rFonts w:ascii="Century Gothic" w:hAnsi="Century Gothic" w:cs="Arial"/>
+          <w:sz w:val="24"/>
+          <w:szCs w:val="24"/>
+        </w:rPr>
+      </w:pPr>
+      <w:r>
+        <w:rPr>
+          <w:rFonts w:ascii="Century Gothic" w:hAnsi="Century Gothic" w:cs="Arial"/>
+          <w:sz w:val="24"/>
+          <w:szCs w:val="24"/>
+        </w:rPr>
+        <w:t xml:space="preserve">La información antes descrita, no implica que todos los riesgos hayan sido identificados o que no existan otros riesgos. </w:t>
+      </w:r>
+    </w:p>
+    <w:p>
+      <w:pPr>
+        <w:jc w:val="both"/>
+        <w:rPr>
+          <w:rFonts w:ascii="Century Gothic" w:hAnsi="Century Gothic" w:cs="Arial"/>
+          <w:sz w:val="24"/>
+          <w:szCs w:val="24"/>
+        </w:rPr>
+      </w:pPr>
+      <w:r>
+        <w:rPr>
+          <w:rFonts w:ascii="Century Gothic" w:hAnsi="Century Gothic" w:cs="Arial"/>
+          <w:sz w:val="24"/>
+          <w:szCs w:val="24"/>
+        </w:rPr>
+        <w:t>Las imágenes de referencia son tomadas de GOOGLE MAPS / GOOGLE EARTH / BUSCADORES EN LA RED o registro fotográfico con</w:t>
+      </w:r>
+      <w:r>
+        <w:rPr>
+          <w:rFonts w:ascii="Century Gothic" w:hAnsi="Century Gothic" w:cs="Arial"/>
+          <w:sz w:val="24"/>
+          <w:szCs w:val="24"/>
+        </w:rPr>
+        <w:t xml:space="preserve"> drones,</w:t>
+      </w:r>
+      <w:r>
+        <w:rPr>
+          <w:rFonts w:ascii="Century Gothic" w:hAnsi="Century Gothic" w:cs="Arial"/>
+          <w:sz w:val="24"/>
+          <w:szCs w:val="24"/>
+        </w:rPr>
+        <w:t xml:space="preserve"> cámaras o equipos móviles. solo para mostrar el contexto de lo descrito. </w:t>
+      </w:r>
+    </w:p>
+    <w:p>
+      <w:pPr>
+        <w:jc w:val="both"/>
+        <w:rPr>
+          <w:rFonts w:ascii="Century Gothic" w:hAnsi="Century Gothic" w:cs="Arial"/>
+          <w:sz w:val="24"/>
+          <w:szCs w:val="24"/>
+        </w:rPr>
+      </w:pPr>
+      <w:r>
+        <w:rPr>
+          <w:rFonts w:ascii="Century Gothic" w:hAnsi="Century Gothic" w:cs="Arial"/>
+          <w:sz w:val="24"/>
+          <w:szCs w:val="24"/>
+        </w:rPr>
+        <w:t xml:space="preserve">Todas las recomendaciones aquí enunciadas deben ser implementadas por personal especializado, y el acatamiento de cualquiera de ellas, no implica responsabilidad alguna por parte de COTRASER C.T.A.  o sus funcionarios. </w:t>
+      </w:r>
+    </w:p>
+    <w:p>
+      <w:pPr>
+        <w:jc w:val="both"/>
+        <w:rPr>
+          <w:rFonts w:ascii="Century Gothic" w:hAnsi="Century Gothic" w:cs="Arial"/>
+          <w:b/>
+          <w:bCs/>
+          <w:color w:val="EE0000"/>
+          <w:sz w:val="24"/>
+          <w:szCs w:val="24"/>
+          <w:u w:val="single"/>
+        </w:rPr>
+      </w:pPr>
+      <w:r>
+        <w:rPr>
+          <w:rFonts w:ascii="Century Gothic" w:hAnsi="Century Gothic" w:cs="Arial"/>
+          <w:b/>
+          <w:bCs/>
+          <w:color w:val="EE0000"/>
+          <w:sz w:val="24"/>
+          <w:szCs w:val="24"/>
+          <w:u w:val="single"/>
+        </w:rPr>
+        <w:t>Este informe es confidencial y es dirigido exclusivamente a un destinatario, se restringe la copia o publicación a otras personas o entidades.</w:t>
+      </w:r>
+    </w:p>
+    <w:p>
+      <w:pPr>
+        <w:pStyle w:val="Sinespaciado"/>
+        <w:rPr>
+          <w:rFonts w:ascii="Century Gothic" w:hAnsi="Century Gothic" w:cs="Arial"/>
+          <w:sz w:val="24"/>
+          <w:szCs w:val="24"/>
+        </w:rPr>
+      </w:pPr>
+      <w:r>
+        <w:rPr>
+          <w:rFonts w:ascii="Century Gothic" w:hAnsi="Century Gothic" w:cs="Arial"/>
+          <w:sz w:val="24"/>
+          <w:szCs w:val="24"/>
+        </w:rPr>
+        <w:t xml:space="preserve">       </w:t>
+      </w:r>
+      <w:r>
+        <w:rPr>
+          <w:rFonts w:ascii="Century Gothic" w:hAnsi="Century Gothic" w:cs="Arial"/>
+          <w:sz w:val="24"/>
+          <w:szCs w:val="24"/>
+        </w:rPr>
+        <w:t xml:space="preserve">          </w:t>
+      </w:r>
+    </w:p>
+    <w:p>
+      <w:pPr>
+        <w:pStyle w:val="Sinespaciado"/>
+        <w:rPr>
+          <w:rFonts w:ascii="Century Gothic" w:hAnsi="Century Gothic" w:cs="Arial"/>
+          <w:sz w:val="24"/>
+          <w:szCs w:val="24"/>
+        </w:rPr>
+      </w:pPr>
+      <w:r>
+        <w:rPr>
+          <w:rFonts w:ascii="Century Gothic" w:hAnsi="Century Gothic" w:cs="Arial"/>
+          <w:sz w:val="24"/>
+          <w:szCs w:val="24"/>
+        </w:rPr>
+        <w:t xml:space="preserve">                 </w:t>
+      </w:r>
+      <w:r>
+        <w:rPr>
+          <w:rFonts w:ascii="Century Gothic" w:hAnsi="Century Gothic" w:cs="Arial"/>
+          <w:sz w:val="24"/>
+          <w:szCs w:val="24"/>
+        </w:rPr>
+        <w:t>R</w:t>
+      </w:r>
+      <w:r>
+        <w:rPr>
+          <w:rFonts w:ascii="Century Gothic" w:hAnsi="Century Gothic" w:cs="Arial"/>
+          <w:sz w:val="24"/>
+          <w:szCs w:val="24"/>
+        </w:rPr>
+        <w:t>ealizado por:</w:t>
+      </w:r>
+      <w:r>
+        <w:rPr>
+          <w:rFonts w:ascii="Century Gothic" w:hAnsi="Century Gothic" w:cs="Arial"/>
+          <w:sz w:val="24"/>
+          <w:szCs w:val="24"/>
+        </w:rPr>
+        <w:tab/>
+      </w:r>
+      <w:r>
+        <w:rPr>
+          <w:rFonts w:ascii="Century Gothic" w:hAnsi="Century Gothic" w:cs="Arial"/>
+          <w:sz w:val="24"/>
+          <w:szCs w:val="24"/>
+        </w:rPr>
+        <w:t xml:space="preserve">                                </w:t>
+      </w:r>
+      <w:r>
+        <w:rPr>
+          <w:rFonts w:ascii="Century Gothic" w:hAnsi="Century Gothic" w:cs="Arial"/>
+          <w:sz w:val="24"/>
+          <w:szCs w:val="24"/>
+        </w:rPr>
+        <w:t xml:space="preserve">        </w:t>
+      </w:r>
+      <w:r>
+        <w:rPr>
+          <w:rFonts w:ascii="Century Gothic" w:hAnsi="Century Gothic" w:cs="Arial"/>
+          <w:sz w:val="24"/>
+          <w:szCs w:val="24"/>
+        </w:rPr>
+        <w:t>R</w:t>
+      </w:r>
+      <w:r>
+        <w:rPr>
+          <w:rFonts w:ascii="Century Gothic" w:hAnsi="Century Gothic" w:cs="Arial"/>
+          <w:sz w:val="24"/>
+          <w:szCs w:val="24"/>
+        </w:rPr>
+        <w:t>evisado por:</w:t>
+      </w:r>
+    </w:p>
+    <w:p>
+      <w:pPr>
+        <w:pStyle w:val="Sinespaciado"/>
+        <w:rPr>
+          <w:rFonts w:ascii="Century Gothic" w:hAnsi="Century Gothic" w:cs="Arial"/>
+          <w:sz w:val="24"/>
+          <w:szCs w:val="24"/>
+        </w:rPr>
+      </w:pPr>
+      <w:r>
+        <w:rPr>
+          <w:rFonts w:ascii="Century Gothic" w:hAnsi="Century Gothic" w:cs="Arial"/>
+          <w:sz w:val="24"/>
+          <w:szCs w:val="24"/>
+        </w:rPr>
+        <w:tab/>
+      </w:r>
+      <w:r>
+        <w:rPr>
+          <w:rFonts w:ascii="Century Gothic" w:hAnsi="Century Gothic" w:cs="Arial"/>
+          <w:sz w:val="24"/>
+          <w:szCs w:val="24"/>
+        </w:rPr>
+        <w:tab/>
+      </w:r>
+      <w:r>
+        <w:rPr>
+          <w:rFonts w:ascii="Century Gothic" w:hAnsi="Century Gothic" w:cs="Arial"/>
+          <w:sz w:val="24"/>
+          <w:szCs w:val="24"/>
+        </w:rPr>
+        <w:tab/>
+      </w:r>
+      <w:r>
+        <w:rPr>
+          <w:rFonts w:ascii="Century Gothic" w:hAnsi="Century Gothic" w:cs="Arial"/>
+          <w:sz w:val="24"/>
+          <w:szCs w:val="24"/>
+        </w:rPr>
+        <w:tab/>
+      </w:r>
+      <w:r>
+        <w:rPr>
+          <w:rFonts w:ascii="Century Gothic" w:hAnsi="Century Gothic" w:cs="Arial"/>
+          <w:sz w:val="24"/>
+          <w:szCs w:val="24"/>
+        </w:rPr>
+        <w:tab/>
+      </w:r>
+    </w:p>
+    <w:p>
+      <w:pPr>
+        <w:pStyle w:val="Sinespaciado"/>
+        <w:rPr>
+          <w:rFonts w:ascii="Century Gothic" w:hAnsi="Century Gothic" w:cs="Arial"/>
+          <w:b/>
+          <w:sz w:val="24"/>
+          <w:szCs w:val="24"/>
+        </w:rPr>
+      </w:pPr>
+    </w:p>
+    <w:p>
+      <w:pPr>
+        <w:pStyle w:val="Sinespaciado"/>
+        <w:spacing w:line="360" w:lineRule="auto"/>
+        <w:rPr>
+          <w:rFonts w:ascii="Century Gothic" w:hAnsi="Century Gothic" w:cstheme="minorHAnsi"/>
+          <w:b/>
+          <w:bCs/>
+          <w:sz w:val="24"/>
+          <w:szCs w:val="24"/>
+          <w:lang w:val="es-ES"/>
+        </w:rPr>
+      </w:pPr>
+      <w:r>
+        <w:rPr>
+          <w:rFonts w:ascii="Century Gothic" w:hAnsi="Century Gothic" w:cstheme="minorHAnsi"/>
+          <w:b/>
+          <w:sz w:val="24"/>
+          <w:szCs w:val="24"/>
+        </w:rPr>
+        <w:t xml:space="preserve">       </w:t>
+      </w:r>
+      <w:r>
+        <w:rPr>
+          <w:rFonts w:ascii="Century Gothic" w:hAnsi="Century Gothic" w:cstheme="minorHAnsi"/>
+          <w:b/>
+          <w:sz w:val="24"/>
+          <w:szCs w:val="24"/>
+        </w:rPr>
+        <w:t>{{REALIZADO_POR}}</w:t>
+      </w:r>
+      <w:r>
+        <w:rPr>
+          <w:rFonts w:ascii="Century Gothic" w:hAnsi="Century Gothic" w:cstheme="minorHAnsi"/>
+          <w:b/>
+          <w:sz w:val="24"/>
+          <w:szCs w:val="24"/>
+        </w:rPr>
+        <w:t xml:space="preserve">                 </w:t>
+      </w:r>
+      <w:r>
+        <w:rPr>
+          <w:rFonts w:ascii="Century Gothic" w:hAnsi="Century Gothic" w:cstheme="minorHAnsi"/>
+          <w:b/>
+          <w:sz w:val="24"/>
+          <w:szCs w:val="24"/>
+        </w:rPr>
+        <w:t xml:space="preserve"> </w:t>
+      </w:r>
+      <w:r>
+        <w:rPr>
+          <w:rFonts w:ascii="Century Gothic" w:hAnsi="Century Gothic" w:cstheme="minorHAnsi"/>
+          <w:b/>
+          <w:sz w:val="24"/>
+          <w:szCs w:val="24"/>
+        </w:rPr>
+        <w:t xml:space="preserve">  </w:t>
+      </w:r>
+      <w:r>
+        <w:rPr>
+          <w:rFonts w:ascii="Century Gothic" w:hAnsi="Century Gothic" w:cstheme="minorHAnsi"/>
+          <w:b/>
+          <w:sz w:val="24"/>
+          <w:szCs w:val="24"/>
+        </w:rPr>
+        <w:t>{{REVISADO_POR}}</w:t>
+      </w:r>
+      <w:r>
+        <w:rPr>
+          <w:rFonts w:ascii="Century Gothic" w:hAnsi="Century Gothic" w:cstheme="minorHAnsi"/>
+          <w:b/>
+          <w:sz w:val="24"/>
+          <w:szCs w:val="24"/>
+        </w:rPr>
+      </w:r>
+    </w:p>
+    <w:p>
+      <w:pPr>
+        <w:pStyle w:val="Sinespaciado"/>
+        <w:jc w:val="both"/>
+        <w:rPr>
+          <w:rFonts w:ascii="Century Gothic" w:hAnsi="Century Gothic" w:cstheme="minorHAnsi"/>
+          <w:bCs/>
+          <w:sz w:val="24"/>
+          <w:szCs w:val="24"/>
+          <w:lang w:val="es-ES"/>
+        </w:rPr>
+      </w:pPr>
+      <w:r>
+        <w:rPr>
+          <w:rFonts w:ascii="Century Gothic" w:hAnsi="Century Gothic" w:cstheme="minorHAnsi"/>
+          <w:bCs/>
+          <w:sz w:val="24"/>
+          <w:szCs w:val="24"/>
+          <w:lang w:val="es-ES"/>
+        </w:rPr>
+        <w:t xml:space="preserve">               Analista de riesgo.</w:t>
+      </w:r>
+      <w:r>
+        <w:rPr>
+          <w:rFonts w:ascii="Century Gothic" w:hAnsi="Century Gothic" w:cstheme="minorHAnsi"/>
+          <w:bCs/>
+          <w:sz w:val="24"/>
+          <w:szCs w:val="24"/>
+          <w:lang w:val="es-ES"/>
+        </w:rPr>
+        <w:tab/>
+        <w:t xml:space="preserve">                </w:t>
+      </w:r>
+      <w:r>
+        <w:rPr>
+          <w:rFonts w:ascii="Century Gothic" w:hAnsi="Century Gothic" w:cstheme="minorHAnsi"/>
+          <w:bCs/>
+          <w:sz w:val="24"/>
+          <w:szCs w:val="24"/>
+          <w:lang w:val="es-ES"/>
+        </w:rPr>
+        <w:t xml:space="preserve">  </w:t>
+      </w:r>
+      <w:r>
+        <w:rPr>
+          <w:rFonts w:ascii="Century Gothic" w:hAnsi="Century Gothic" w:cstheme="minorHAnsi"/>
+          <w:bCs/>
+          <w:sz w:val="24"/>
+          <w:szCs w:val="24"/>
+          <w:lang w:val="es-ES"/>
+        </w:rPr>
+        <w:t xml:space="preserve">        </w:t>
+      </w:r>
+      <w:r>
+        <w:rPr>
+          <w:rFonts w:ascii="Century Gothic" w:hAnsi="Century Gothic" w:cstheme="minorHAnsi"/>
+          <w:bCs/>
+          <w:sz w:val="24"/>
+          <w:szCs w:val="24"/>
+          <w:lang w:val="es-ES"/>
+        </w:rPr>
+        <w:t xml:space="preserve"> Director opera</w:t>
+      </w:r>
+      <w:r>
+        <w:rPr>
+          <w:rFonts w:ascii="Century Gothic" w:hAnsi="Century Gothic" w:cstheme="minorHAnsi"/>
+          <w:bCs/>
+          <w:sz w:val="24"/>
+          <w:szCs w:val="24"/>
+          <w:lang w:val="es-ES"/>
+        </w:rPr>
+        <w:t>tivo</w:t>
+      </w:r>
+      <w:r>
+        <w:rPr>
+          <w:rFonts w:ascii="Century Gothic" w:hAnsi="Century Gothic" w:cstheme="minorHAnsi"/>
+          <w:bCs/>
+          <w:sz w:val="24"/>
+          <w:szCs w:val="24"/>
+          <w:lang w:val="es-ES"/>
+        </w:rPr>
+        <w:t xml:space="preserve">     </w:t>
+      </w:r>
+    </w:p>
+    <w:p>
+      <w:pPr>
+        <w:pStyle w:val="Sinespaciado"/>
+        <w:jc w:val="both"/>
+        <w:rPr>
+          <w:rFonts w:ascii="Century Gothic" w:hAnsi="Century Gothic" w:cstheme="minorHAnsi"/>
+          <w:bCs/>
+          <w:sz w:val="24"/>
+          <w:szCs w:val="24"/>
+          <w:lang w:val="es-ES"/>
+        </w:rPr>
+      </w:pPr>
+      <w:r>
+        <w:rPr>
+          <w:rFonts w:ascii="Century Gothic" w:hAnsi="Century Gothic" w:cstheme="minorHAnsi"/>
+          <w:bCs/>
+          <w:sz w:val="24"/>
+          <w:szCs w:val="24"/>
+          <w:lang w:val="es-ES"/>
+        </w:rPr>
+        <w:t xml:space="preserve">                 COTRASER CTA</w:t>
+      </w:r>
+      <w:r>
+        <w:rPr>
+          <w:rFonts w:ascii="Century Gothic" w:hAnsi="Century Gothic" w:cstheme="minorHAnsi"/>
+          <w:bCs/>
+          <w:sz w:val="24"/>
+          <w:szCs w:val="24"/>
+          <w:lang w:val="es-ES"/>
+        </w:rPr>
+        <w:tab/>
+      </w:r>
+      <w:r>
+        <w:rPr>
+          <w:rFonts w:ascii="Century Gothic" w:hAnsi="Century Gothic" w:cstheme="minorHAnsi"/>
+          <w:bCs/>
+          <w:sz w:val="24"/>
+          <w:szCs w:val="24"/>
+          <w:lang w:val="es-ES"/>
+        </w:rPr>
+        <w:tab/>
+        <w:t xml:space="preserve">                    COTRASER CTA                    </w:t>
       </w:r>
     </w:p>
     <w:sectPr>
@@ -247,7 +787,7 @@
               <w:b/>
               <w:bCs/>
             </w:rPr>
-            <w:t>{{TITULO_DOCUMENTO}}</w:t>
+            <w:t>INFORME PREVENTIVO DE SEGURIDAD INTEGRAL</w:t>
           </w:r>
         </w:p>
       </w:tc>
@@ -281,7 +821,7 @@
               <w:sz w:val="16"/>
               <w:szCs w:val="16"/>
             </w:rPr>
-            <w:t>Versión No. {{VERSION_DOCUMENTO}}</w:t>
+            <w:t>Versión No. 003</w:t>
           </w:r>
         </w:p>
       </w:tc>
@@ -344,7 +884,7 @@
             <w:jc w:val="center"/>
           </w:pPr>
           <w:r>
-            <w:t/>
+            <w:t>Fecha: {{FECHA}}</w:t>
           </w:r>
         </w:p>
       </w:tc>
@@ -389,7 +929,7 @@
               <w:b/>
               <w:bCs/>
             </w:rPr>
-            <w:t>PUESTO: {{PUESTO}}</w:t>
+            <w:t>{{CLIENTE}}</w:t>
             <w:br/>
             <w:t>PUESTO: {{PUESTO}}</w:t>
           </w:r>

--- a/PLANTILLA_MAESTRA_INFORME_TECCHNEX.docx
+++ b/PLANTILLA_MAESTRA_INFORME_TECCHNEX.docx
@@ -5,6 +5,7 @@
     <w:p>
       <w:pPr>
         <w:pStyle w:val="Sinespaciado"/>
+        <w:spacing w:after="80" w:line="240" w:lineRule="auto"/>
         <w:jc w:val="both"/>
         <w:rPr>
           <w:rFonts w:ascii="Century Gothic" w:hAnsi="Century Gothic" w:cs="Arial"/>
@@ -16,17 +17,46 @@
         </w:rPr>
       </w:pPr>
     </w:p>
-    <w:p/>
-    <w:p/>
-    <w:p/>
-    <w:p/>
-    <w:p/>
-    <w:p/>
     <w:p>
+      <w:pPr>
+        <w:spacing w:after="80" w:line="240" w:lineRule="auto"/>
+      </w:pPr>
+    </w:p>
+    <w:p>
+      <w:pPr>
+        <w:spacing w:after="80" w:line="240" w:lineRule="auto"/>
+      </w:pPr>
+    </w:p>
+    <w:p>
+      <w:pPr>
+        <w:spacing w:after="80" w:line="240" w:lineRule="auto"/>
+      </w:pPr>
+    </w:p>
+    <w:p>
+      <w:pPr>
+        <w:spacing w:after="80" w:line="240" w:lineRule="auto"/>
+      </w:pPr>
+    </w:p>
+    <w:p>
+      <w:pPr>
+        <w:spacing w:after="80" w:line="240" w:lineRule="auto"/>
+      </w:pPr>
+    </w:p>
+    <w:p>
+      <w:pPr>
+        <w:spacing w:after="80" w:line="240" w:lineRule="auto"/>
+      </w:pPr>
+    </w:p>
+    <w:p>
+      <w:pPr>
+        <w:spacing w:after="80" w:line="240" w:lineRule="auto"/>
+      </w:pPr>
       <w:r>
         <w:rPr>
+          <w:rFonts w:ascii="Arial" w:hAnsi="Arial"/>
           <w:noProof/>
           <w14:ligatures w14:val="standardContextual"/>
+          <w:sz w:val="17"/>
         </w:rPr>
         <w:drawing>
           <wp:anchor distT="0" distB="0" distL="114300" distR="114300" simplePos="0" relativeHeight="253105152" behindDoc="0" locked="0" layoutInCell="1" allowOverlap="1" wp14:anchorId="540A52A5" wp14:editId="4BA5C7B0">
@@ -88,17 +118,41 @@
     </w:p>
     <w:p>
       <w:pPr>
+        <w:spacing w:after="0" w:line="240" w:lineRule="auto" w:before="0"/>
+        <w:jc w:val="left"/>
+        <w:rPr>
+          <w:rFonts w:ascii="Century Gothic" w:hAnsi="Century Gothic" w:cs="Arial"/>
+          <w:sz w:val="20"/>
+          <w:szCs w:val="20"/>
+        </w:rPr>
+      </w:pPr>
+      <w:r>
+        <w:rPr>
+          <w:rFonts w:ascii="Arial" w:hAnsi="Arial" w:cs="Arial"/>
+          <w:b w:val="0"/>
+          <w:sz w:val="18"/>
+          <w:szCs w:val="20"/>
+        </w:rPr>
+        <w:t>{{CONTENIDO_INFORME}}</w:t>
+      </w:r>
+    </w:p>
+    <w:p>
+      <w:pPr>
+        <w:spacing w:after="40" w:line="240" w:lineRule="auto" w:before="20"/>
+        <w:ind w:left="85" w:right="85"/>
         <w:jc w:val="both"/>
         <w:rPr>
           <w:rFonts w:ascii="Century Gothic" w:hAnsi="Century Gothic" w:cs="Arial"/>
           <w:sz w:val="24"/>
           <w:szCs w:val="24"/>
         </w:rPr>
+        <w:shd w:fill="F5F7F8"/>
       </w:pPr>
       <w:r>
         <w:rPr>
-          <w:rFonts w:ascii="Century Gothic" w:hAnsi="Century Gothic" w:cs="Arial"/>
-          <w:sz w:val="24"/>
+          <w:rFonts w:ascii="Arial" w:hAnsi="Arial" w:cs="Arial"/>
+          <w:color w:val="4B5A62"/>
+          <w:sz w:val="15"/>
           <w:szCs w:val="24"/>
         </w:rPr>
         <w:t xml:space="preserve">La información antes descrita, no implica que todos los riesgos hayan sido identificados o que no existan otros riesgos. </w:t>
@@ -106,33 +160,39 @@
     </w:p>
     <w:p>
       <w:pPr>
+        <w:spacing w:after="40" w:line="240" w:lineRule="auto" w:before="20"/>
+        <w:ind w:left="85" w:right="85"/>
         <w:jc w:val="both"/>
         <w:rPr>
           <w:rFonts w:ascii="Century Gothic" w:hAnsi="Century Gothic" w:cs="Arial"/>
           <w:sz w:val="24"/>
           <w:szCs w:val="24"/>
         </w:rPr>
+        <w:shd w:fill="F5F7F8"/>
       </w:pPr>
       <w:r>
         <w:rPr>
-          <w:rFonts w:ascii="Century Gothic" w:hAnsi="Century Gothic" w:cs="Arial"/>
-          <w:sz w:val="24"/>
+          <w:rFonts w:ascii="Arial" w:hAnsi="Arial" w:cs="Arial"/>
+          <w:color w:val="4B5A62"/>
+          <w:sz w:val="15"/>
           <w:szCs w:val="24"/>
         </w:rPr>
         <w:t>Las imágenes de referencia son tomadas de GOOGLE MAPS / GOOGLE EARTH / BUSCADORES EN LA RED o registro fotográfico con</w:t>
       </w:r>
       <w:r>
         <w:rPr>
-          <w:rFonts w:ascii="Century Gothic" w:hAnsi="Century Gothic" w:cs="Arial"/>
-          <w:sz w:val="24"/>
+          <w:rFonts w:ascii="Arial" w:hAnsi="Arial" w:cs="Arial"/>
+          <w:color w:val="4B5A62"/>
+          <w:sz w:val="15"/>
           <w:szCs w:val="24"/>
         </w:rPr>
         <w:t xml:space="preserve"> drones,</w:t>
       </w:r>
       <w:r>
         <w:rPr>
-          <w:rFonts w:ascii="Century Gothic" w:hAnsi="Century Gothic" w:cs="Arial"/>
-          <w:sz w:val="24"/>
+          <w:rFonts w:ascii="Arial" w:hAnsi="Arial" w:cs="Arial"/>
+          <w:color w:val="4B5A62"/>
+          <w:sz w:val="15"/>
           <w:szCs w:val="24"/>
         </w:rPr>
         <w:t xml:space="preserve"> cámaras o equipos móviles. solo para mostrar el contexto de lo descrito. </w:t>
@@ -140,17 +200,21 @@
     </w:p>
     <w:p>
       <w:pPr>
+        <w:spacing w:after="40" w:line="240" w:lineRule="auto" w:before="20"/>
+        <w:ind w:left="85" w:right="85"/>
         <w:jc w:val="both"/>
         <w:rPr>
           <w:rFonts w:ascii="Century Gothic" w:hAnsi="Century Gothic" w:cs="Arial"/>
           <w:sz w:val="24"/>
           <w:szCs w:val="24"/>
         </w:rPr>
+        <w:shd w:fill="F5F7F8"/>
       </w:pPr>
       <w:r>
         <w:rPr>
-          <w:rFonts w:ascii="Century Gothic" w:hAnsi="Century Gothic" w:cs="Arial"/>
-          <w:sz w:val="24"/>
+          <w:rFonts w:ascii="Arial" w:hAnsi="Arial" w:cs="Arial"/>
+          <w:color w:val="4B5A62"/>
+          <w:sz w:val="15"/>
           <w:szCs w:val="24"/>
         </w:rPr>
         <w:t xml:space="preserve">Todas las recomendaciones aquí enunciadas deben ser implementadas por personal especializado, y el acatamiento de cualquiera de ellas, no implica responsabilidad alguna por parte de COTRASER C.T.A.  o sus funcionarios. </w:t>
@@ -158,6 +222,8 @@
     </w:p>
     <w:p>
       <w:pPr>
+        <w:spacing w:after="40" w:line="240" w:lineRule="auto" w:before="20"/>
+        <w:ind w:left="85" w:right="85"/>
         <w:jc w:val="both"/>
         <w:rPr>
           <w:rFonts w:ascii="Century Gothic" w:hAnsi="Century Gothic" w:cs="Arial"/>
@@ -168,14 +234,15 @@
           <w:szCs w:val="24"/>
           <w:u w:val="single"/>
         </w:rPr>
+        <w:shd w:fill="F5F7F8"/>
       </w:pPr>
       <w:r>
         <w:rPr>
-          <w:rFonts w:ascii="Century Gothic" w:hAnsi="Century Gothic" w:cs="Arial"/>
+          <w:rFonts w:ascii="Arial" w:hAnsi="Arial" w:cs="Arial"/>
           <w:b/>
           <w:bCs/>
-          <w:color w:val="EE0000"/>
-          <w:sz w:val="24"/>
+          <w:color w:val="4B5A62"/>
+          <w:sz w:val="15"/>
           <w:szCs w:val="24"/>
           <w:u w:val="single"/>
         </w:rPr>
@@ -185,6 +252,7 @@
     <w:p>
       <w:pPr>
         <w:pStyle w:val="Sinespaciado"/>
+        <w:spacing w:after="80" w:line="240" w:lineRule="auto"/>
         <w:rPr>
           <w:rFonts w:ascii="Century Gothic" w:hAnsi="Century Gothic" w:cs="Arial"/>
           <w:sz w:val="24"/>
@@ -193,16 +261,16 @@
       </w:pPr>
       <w:r>
         <w:rPr>
-          <w:rFonts w:ascii="Century Gothic" w:hAnsi="Century Gothic" w:cs="Arial"/>
-          <w:sz w:val="24"/>
+          <w:rFonts w:ascii="Arial" w:hAnsi="Arial" w:cs="Arial"/>
+          <w:sz w:val="17"/>
           <w:szCs w:val="24"/>
         </w:rPr>
         <w:t xml:space="preserve">       </w:t>
       </w:r>
       <w:r>
         <w:rPr>
-          <w:rFonts w:ascii="Century Gothic" w:hAnsi="Century Gothic" w:cs="Arial"/>
-          <w:sz w:val="24"/>
+          <w:rFonts w:ascii="Arial" w:hAnsi="Arial" w:cs="Arial"/>
+          <w:sz w:val="17"/>
           <w:szCs w:val="24"/>
         </w:rPr>
         <w:t xml:space="preserve">          </w:t>
@@ -211,6 +279,8 @@
     <w:p>
       <w:pPr>
         <w:pStyle w:val="Sinespaciado"/>
+        <w:spacing w:after="20" w:line="240" w:lineRule="auto" w:before="20"/>
+        <w:jc w:val="center"/>
         <w:rPr>
           <w:rFonts w:ascii="Century Gothic" w:hAnsi="Century Gothic" w:cs="Arial"/>
           <w:sz w:val="24"/>
@@ -219,64 +289,80 @@
       </w:pPr>
       <w:r>
         <w:rPr>
-          <w:rFonts w:ascii="Century Gothic" w:hAnsi="Century Gothic" w:cs="Arial"/>
-          <w:sz w:val="24"/>
+          <w:rFonts w:ascii="Arial" w:hAnsi="Arial" w:cs="Arial"/>
+          <w:b/>
+          <w:color w:val="123B5D"/>
+          <w:sz w:val="16"/>
           <w:szCs w:val="24"/>
         </w:rPr>
         <w:t xml:space="preserve">                 </w:t>
       </w:r>
       <w:r>
         <w:rPr>
-          <w:rFonts w:ascii="Century Gothic" w:hAnsi="Century Gothic" w:cs="Arial"/>
-          <w:sz w:val="24"/>
+          <w:rFonts w:ascii="Arial" w:hAnsi="Arial" w:cs="Arial"/>
+          <w:b/>
+          <w:color w:val="123B5D"/>
+          <w:sz w:val="16"/>
           <w:szCs w:val="24"/>
         </w:rPr>
         <w:t>R</w:t>
       </w:r>
       <w:r>
         <w:rPr>
-          <w:rFonts w:ascii="Century Gothic" w:hAnsi="Century Gothic" w:cs="Arial"/>
-          <w:sz w:val="24"/>
+          <w:rFonts w:ascii="Arial" w:hAnsi="Arial" w:cs="Arial"/>
+          <w:b/>
+          <w:color w:val="123B5D"/>
+          <w:sz w:val="16"/>
           <w:szCs w:val="24"/>
         </w:rPr>
         <w:t>ealizado por:</w:t>
       </w:r>
       <w:r>
         <w:rPr>
-          <w:rFonts w:ascii="Century Gothic" w:hAnsi="Century Gothic" w:cs="Arial"/>
-          <w:sz w:val="24"/>
+          <w:rFonts w:ascii="Arial" w:hAnsi="Arial" w:cs="Arial"/>
+          <w:b/>
+          <w:color w:val="123B5D"/>
+          <w:sz w:val="16"/>
           <w:szCs w:val="24"/>
         </w:rPr>
         <w:tab/>
       </w:r>
       <w:r>
         <w:rPr>
-          <w:rFonts w:ascii="Century Gothic" w:hAnsi="Century Gothic" w:cs="Arial"/>
-          <w:sz w:val="24"/>
+          <w:rFonts w:ascii="Arial" w:hAnsi="Arial" w:cs="Arial"/>
+          <w:b/>
+          <w:color w:val="123B5D"/>
+          <w:sz w:val="16"/>
           <w:szCs w:val="24"/>
         </w:rPr>
         <w:t xml:space="preserve">                                </w:t>
       </w:r>
       <w:r>
         <w:rPr>
-          <w:rFonts w:ascii="Century Gothic" w:hAnsi="Century Gothic" w:cs="Arial"/>
-          <w:sz w:val="24"/>
+          <w:rFonts w:ascii="Arial" w:hAnsi="Arial" w:cs="Arial"/>
+          <w:b/>
+          <w:color w:val="123B5D"/>
+          <w:sz w:val="16"/>
           <w:szCs w:val="24"/>
         </w:rPr>
         <w:t xml:space="preserve">        </w:t>
       </w:r>
       <w:r>
         <w:rPr>
-          <w:rFonts w:ascii="Century Gothic" w:hAnsi="Century Gothic" w:cs="Arial"/>
-          <w:sz w:val="24"/>
+          <w:rFonts w:ascii="Arial" w:hAnsi="Arial" w:cs="Arial"/>
+          <w:b/>
+          <w:color w:val="123B5D"/>
+          <w:sz w:val="16"/>
           <w:szCs w:val="24"/>
         </w:rPr>
         <w:t>R</w:t>
       </w:r>
       <w:r>
         <w:rPr>
-          <w:rFonts w:ascii="Century Gothic" w:hAnsi="Century Gothic" w:cs="Arial"/>
-          <w:sz w:val="24"/>
+          <w:rFonts w:ascii="Arial" w:hAnsi="Arial" w:cs="Arial"/>
+          <w:b/>
+          <w:color w:val="123B5D"/>
+          <w:sz w:val="16"/>
           <w:szCs w:val="24"/>
         </w:rPr>
         <w:t>evisado por:</w:t>
@@ -285,6 +371,7 @@
     <w:p>
       <w:pPr>
         <w:pStyle w:val="Sinespaciado"/>
+        <w:spacing w:after="80" w:line="240" w:lineRule="auto"/>
         <w:rPr>
           <w:rFonts w:ascii="Century Gothic" w:hAnsi="Century Gothic" w:cs="Arial"/>
           <w:sz w:val="24"/>
@@ -293,40 +380,40 @@
       </w:pPr>
       <w:r>
         <w:rPr>
-          <w:rFonts w:ascii="Century Gothic" w:hAnsi="Century Gothic" w:cs="Arial"/>
-          <w:sz w:val="24"/>
+          <w:rFonts w:ascii="Arial" w:hAnsi="Arial" w:cs="Arial"/>
+          <w:sz w:val="17"/>
           <w:szCs w:val="24"/>
         </w:rPr>
         <w:tab/>
       </w:r>
       <w:r>
         <w:rPr>
-          <w:rFonts w:ascii="Century Gothic" w:hAnsi="Century Gothic" w:cs="Arial"/>
-          <w:sz w:val="24"/>
+          <w:rFonts w:ascii="Arial" w:hAnsi="Arial" w:cs="Arial"/>
+          <w:sz w:val="17"/>
           <w:szCs w:val="24"/>
         </w:rPr>
         <w:tab/>
       </w:r>
       <w:r>
         <w:rPr>
-          <w:rFonts w:ascii="Century Gothic" w:hAnsi="Century Gothic" w:cs="Arial"/>
-          <w:sz w:val="24"/>
+          <w:rFonts w:ascii="Arial" w:hAnsi="Arial" w:cs="Arial"/>
+          <w:sz w:val="17"/>
           <w:szCs w:val="24"/>
         </w:rPr>
         <w:tab/>
       </w:r>
       <w:r>
         <w:rPr>
-          <w:rFonts w:ascii="Century Gothic" w:hAnsi="Century Gothic" w:cs="Arial"/>
-          <w:sz w:val="24"/>
+          <w:rFonts w:ascii="Arial" w:hAnsi="Arial" w:cs="Arial"/>
+          <w:sz w:val="17"/>
           <w:szCs w:val="24"/>
         </w:rPr>
         <w:tab/>
       </w:r>
       <w:r>
         <w:rPr>
-          <w:rFonts w:ascii="Century Gothic" w:hAnsi="Century Gothic" w:cs="Arial"/>
-          <w:sz w:val="24"/>
+          <w:rFonts w:ascii="Arial" w:hAnsi="Arial" w:cs="Arial"/>
+          <w:sz w:val="17"/>
           <w:szCs w:val="24"/>
         </w:rPr>
         <w:tab/>
@@ -335,6 +422,7 @@
     <w:p>
       <w:pPr>
         <w:pStyle w:val="Sinespaciado"/>
+        <w:spacing w:after="80" w:line="240" w:lineRule="auto"/>
         <w:rPr>
           <w:rFonts w:ascii="Century Gothic" w:hAnsi="Century Gothic" w:cs="Arial"/>
           <w:b/>
@@ -346,7 +434,8 @@
     <w:p>
       <w:pPr>
         <w:pStyle w:val="Sinespaciado"/>
-        <w:spacing w:line="360" w:lineRule="auto"/>
+        <w:spacing w:line="240" w:lineRule="auto" w:after="20" w:before="20"/>
+        <w:jc w:val="center"/>
         <w:rPr>
           <w:rFonts w:ascii="Century Gothic" w:hAnsi="Century Gothic" w:cstheme="minorHAnsi"/>
           <w:b/>
@@ -358,63 +447,70 @@
       </w:pPr>
       <w:r>
         <w:rPr>
-          <w:rFonts w:ascii="Century Gothic" w:hAnsi="Century Gothic" w:cstheme="minorHAnsi"/>
+          <w:rFonts w:ascii="Arial" w:hAnsi="Arial" w:cstheme="minorHAnsi"/>
           <w:b/>
-          <w:sz w:val="24"/>
+          <w:color w:val="123B5D"/>
+          <w:sz w:val="16"/>
           <w:szCs w:val="24"/>
         </w:rPr>
         <w:t xml:space="preserve">       </w:t>
       </w:r>
       <w:r>
         <w:rPr>
-          <w:rFonts w:ascii="Century Gothic" w:hAnsi="Century Gothic" w:cstheme="minorHAnsi"/>
+          <w:rFonts w:ascii="Arial" w:hAnsi="Arial" w:cstheme="minorHAnsi"/>
           <w:b/>
-          <w:sz w:val="24"/>
+          <w:color w:val="123B5D"/>
+          <w:sz w:val="16"/>
           <w:szCs w:val="24"/>
         </w:rPr>
         <w:t>{{REALIZADO_POR}}</w:t>
       </w:r>
       <w:r>
         <w:rPr>
-          <w:rFonts w:ascii="Century Gothic" w:hAnsi="Century Gothic" w:cstheme="minorHAnsi"/>
+          <w:rFonts w:ascii="Arial" w:hAnsi="Arial" w:cstheme="minorHAnsi"/>
           <w:b/>
-          <w:sz w:val="24"/>
+          <w:color w:val="123B5D"/>
+          <w:sz w:val="16"/>
           <w:szCs w:val="24"/>
         </w:rPr>
         <w:t xml:space="preserve">                 </w:t>
       </w:r>
       <w:r>
         <w:rPr>
-          <w:rFonts w:ascii="Century Gothic" w:hAnsi="Century Gothic" w:cstheme="minorHAnsi"/>
+          <w:rFonts w:ascii="Arial" w:hAnsi="Arial" w:cstheme="minorHAnsi"/>
           <w:b/>
-          <w:sz w:val="24"/>
+          <w:color w:val="123B5D"/>
+          <w:sz w:val="16"/>
           <w:szCs w:val="24"/>
         </w:rPr>
         <w:t xml:space="preserve"> </w:t>
       </w:r>
       <w:r>
         <w:rPr>
-          <w:rFonts w:ascii="Century Gothic" w:hAnsi="Century Gothic" w:cstheme="minorHAnsi"/>
+          <w:rFonts w:ascii="Arial" w:hAnsi="Arial" w:cstheme="minorHAnsi"/>
           <w:b/>
-          <w:sz w:val="24"/>
+          <w:color w:val="123B5D"/>
+          <w:sz w:val="16"/>
           <w:szCs w:val="24"/>
         </w:rPr>
         <w:t xml:space="preserve">  </w:t>
       </w:r>
       <w:r>
         <w:rPr>
-          <w:rFonts w:ascii="Century Gothic" w:hAnsi="Century Gothic" w:cstheme="minorHAnsi"/>
+          <w:rFonts w:ascii="Arial" w:hAnsi="Arial" w:cstheme="minorHAnsi"/>
           <w:b/>
-          <w:sz w:val="24"/>
+          <w:color w:val="123B5D"/>
+          <w:sz w:val="16"/>
           <w:szCs w:val="24"/>
         </w:rPr>
         <w:t>{{REVISADO_POR}}</w:t>
       </w:r>
       <w:r>
         <w:rPr>
-          <w:rFonts w:ascii="Century Gothic" w:hAnsi="Century Gothic" w:cstheme="minorHAnsi"/>
+          <w:rFonts w:ascii="Arial" w:hAnsi="Arial" w:cstheme="minorHAnsi"/>
           <w:b/>
-          <w:sz w:val="24"/>
+          <w:color w:val="123B5D"/>
+          <w:sz w:val="16"/>
           <w:szCs w:val="24"/>
         </w:rPr>
       </w:r>
@@ -422,7 +518,8 @@
     <w:p>
       <w:pPr>
         <w:pStyle w:val="Sinespaciado"/>
-        <w:jc w:val="both"/>
+        <w:spacing w:after="20" w:line="240" w:lineRule="auto" w:before="20"/>
+        <w:jc w:val="center"/>
         <w:rPr>
           <w:rFonts w:ascii="Century Gothic" w:hAnsi="Century Gothic" w:cstheme="minorHAnsi"/>
           <w:bCs/>
@@ -433,9 +530,9 @@
       </w:pPr>
       <w:r>
         <w:rPr>
-          <w:rFonts w:ascii="Century Gothic" w:hAnsi="Century Gothic" w:cstheme="minorHAnsi"/>
+          <w:rFonts w:ascii="Arial" w:hAnsi="Arial" w:cstheme="minorHAnsi"/>
           <w:bCs/>
-          <w:sz w:val="24"/>
+          <w:sz w:val="16"/>
           <w:szCs w:val="24"/>
           <w:lang w:val="es-ES"/>
         </w:rPr>
@@ -443,9 +540,9 @@
       </w:r>
       <w:r>
         <w:rPr>
-          <w:rFonts w:ascii="Century Gothic" w:hAnsi="Century Gothic" w:cstheme="minorHAnsi"/>
+          <w:rFonts w:ascii="Arial" w:hAnsi="Arial" w:cstheme="minorHAnsi"/>
           <w:bCs/>
-          <w:sz w:val="24"/>
+          <w:sz w:val="16"/>
           <w:szCs w:val="24"/>
           <w:lang w:val="es-ES"/>
         </w:rPr>
@@ -454,9 +551,9 @@
       </w:r>
       <w:r>
         <w:rPr>
-          <w:rFonts w:ascii="Century Gothic" w:hAnsi="Century Gothic" w:cstheme="minorHAnsi"/>
+          <w:rFonts w:ascii="Arial" w:hAnsi="Arial" w:cstheme="minorHAnsi"/>
           <w:bCs/>
-          <w:sz w:val="24"/>
+          <w:sz w:val="16"/>
           <w:szCs w:val="24"/>
           <w:lang w:val="es-ES"/>
         </w:rPr>
@@ -464,9 +561,9 @@
       </w:r>
       <w:r>
         <w:rPr>
-          <w:rFonts w:ascii="Century Gothic" w:hAnsi="Century Gothic" w:cstheme="minorHAnsi"/>
+          <w:rFonts w:ascii="Arial" w:hAnsi="Arial" w:cstheme="minorHAnsi"/>
           <w:bCs/>
-          <w:sz w:val="24"/>
+          <w:sz w:val="16"/>
           <w:szCs w:val="24"/>
           <w:lang w:val="es-ES"/>
         </w:rPr>
@@ -474,9 +571,9 @@
       </w:r>
       <w:r>
         <w:rPr>
-          <w:rFonts w:ascii="Century Gothic" w:hAnsi="Century Gothic" w:cstheme="minorHAnsi"/>
+          <w:rFonts w:ascii="Arial" w:hAnsi="Arial" w:cstheme="minorHAnsi"/>
           <w:bCs/>
-          <w:sz w:val="24"/>
+          <w:sz w:val="16"/>
           <w:szCs w:val="24"/>
           <w:lang w:val="es-ES"/>
         </w:rPr>
@@ -484,9 +581,9 @@
       </w:r>
       <w:r>
         <w:rPr>
-          <w:rFonts w:ascii="Century Gothic" w:hAnsi="Century Gothic" w:cstheme="minorHAnsi"/>
+          <w:rFonts w:ascii="Arial" w:hAnsi="Arial" w:cstheme="minorHAnsi"/>
           <w:bCs/>
-          <w:sz w:val="24"/>
+          <w:sz w:val="16"/>
           <w:szCs w:val="24"/>
           <w:lang w:val="es-ES"/>
         </w:rPr>
@@ -494,9 +591,9 @@
       </w:r>
       <w:r>
         <w:rPr>
-          <w:rFonts w:ascii="Century Gothic" w:hAnsi="Century Gothic" w:cstheme="minorHAnsi"/>
+          <w:rFonts w:ascii="Arial" w:hAnsi="Arial" w:cstheme="minorHAnsi"/>
           <w:bCs/>
-          <w:sz w:val="24"/>
+          <w:sz w:val="16"/>
           <w:szCs w:val="24"/>
           <w:lang w:val="es-ES"/>
         </w:rPr>
@@ -506,7 +603,8 @@
     <w:p>
       <w:pPr>
         <w:pStyle w:val="Sinespaciado"/>
-        <w:jc w:val="both"/>
+        <w:spacing w:after="20" w:line="240" w:lineRule="auto" w:before="20"/>
+        <w:jc w:val="center"/>
         <w:rPr>
           <w:rFonts w:ascii="Century Gothic" w:hAnsi="Century Gothic" w:cstheme="minorHAnsi"/>
           <w:bCs/>
@@ -517,9 +615,9 @@
       </w:pPr>
       <w:r>
         <w:rPr>
-          <w:rFonts w:ascii="Century Gothic" w:hAnsi="Century Gothic" w:cstheme="minorHAnsi"/>
+          <w:rFonts w:ascii="Arial" w:hAnsi="Arial" w:cstheme="minorHAnsi"/>
           <w:bCs/>
-          <w:sz w:val="24"/>
+          <w:sz w:val="16"/>
           <w:szCs w:val="24"/>
           <w:lang w:val="es-ES"/>
         </w:rPr>
@@ -527,9 +625,9 @@
       </w:r>
       <w:r>
         <w:rPr>
-          <w:rFonts w:ascii="Century Gothic" w:hAnsi="Century Gothic" w:cstheme="minorHAnsi"/>
+          <w:rFonts w:ascii="Arial" w:hAnsi="Arial" w:cstheme="minorHAnsi"/>
           <w:bCs/>
-          <w:sz w:val="24"/>
+          <w:sz w:val="16"/>
           <w:szCs w:val="24"/>
           <w:lang w:val="es-ES"/>
         </w:rPr>
@@ -537,9 +635,9 @@
       </w:r>
       <w:r>
         <w:rPr>
-          <w:rFonts w:ascii="Century Gothic" w:hAnsi="Century Gothic" w:cstheme="minorHAnsi"/>
+          <w:rFonts w:ascii="Arial" w:hAnsi="Arial" w:cstheme="minorHAnsi"/>
           <w:bCs/>
-          <w:sz w:val="24"/>
+          <w:sz w:val="16"/>
           <w:szCs w:val="24"/>
           <w:lang w:val="es-ES"/>
         </w:rPr>
@@ -551,7 +649,7 @@
       <w:headerReference w:type="default" r:id="rId9"/>
       <w:footerReference w:type="default" r:id="rId10"/>
       <w:pgSz w:w="12240" w:h="15840"/>
-      <w:pgMar w:top="1528" w:right="1701" w:bottom="1417" w:left="1701" w:header="708" w:footer="708" w:gutter="0"/>
+      <w:pgMar w:top="1219" w:right="879" w:bottom="935" w:left="879" w:header="255" w:footer="312" w:gutter="0"/>
       <w:cols w:space="708"/>
       <w:docGrid w:linePitch="360"/>
     </w:sectPr>
@@ -624,7 +722,20 @@
   <w:p>
     <w:pPr>
       <w:pStyle w:val="Piedepgina"/>
+      <w:jc w:val="center"/>
+      <w:pBdr>
+        <w:bottom w:val="single" w:sz="5" w:space="1" w:color="D6E0E6"/>
+      </w:pBdr>
     </w:pPr>
+    <w:r>
+      <w:rPr>
+        <w:rFonts w:ascii="Arial" w:hAnsi="Arial"/>
+        <w:b/>
+        <w:color w:val="123B5D"/>
+        <w:sz w:val="14"/>
+      </w:rPr>
+      <w:t>TECCHNEX  —  DE LA NECESIDAD A LA SOLUCIÓN</w:t>
+    </w:r>
   </w:p>
 </w:ftr>
 </file>
@@ -680,17 +791,30 @@
       </w:trPr>
       <w:tc>
         <w:tcPr>
-          <w:tcW w:w="1986" w:type="dxa"/>
+          <w:tcW w:w="1134" w:type="dxa"/>
           <w:vMerge w:val="restart"/>
+          <w:vAlign w:val="center"/>
+          <w:tcBorders>
+            <w:top w:val="single" w:sz="4" w:color="D6E0E6"/>
+            <w:left w:val="single" w:sz="4" w:color="D6E0E6"/>
+            <w:bottom w:val="single" w:sz="14" w:color="F2C300"/>
+            <w:right w:val="single" w:sz="4" w:color="D6E0E6"/>
+          </w:tcBorders>
+          <w:shd w:fill="FFFFFF"/>
         </w:tcPr>
         <w:p>
           <w:pPr>
             <w:pStyle w:val="Encabezado"/>
+            <w:jc w:val="center"/>
           </w:pPr>
           <w:r>
             <w:rPr>
+              <w:rFonts w:ascii="Arial" w:hAnsi="Arial"/>
+              <w:b w:val="0"/>
               <w:noProof/>
               <w14:ligatures w14:val="standardContextual"/>
+              <w:color w:val="24343D"/>
+              <w:sz w:val="16"/>
             </w:rPr>
             <w:drawing>
               <wp:anchor distT="0" distB="0" distL="114300" distR="114300" simplePos="0" relativeHeight="251658240" behindDoc="0" locked="0" layoutInCell="1" allowOverlap="1" wp14:anchorId="1D673153" wp14:editId="4B5AA324">
@@ -765,8 +889,15 @@
       </w:tc>
       <w:tc>
         <w:tcPr>
-          <w:tcW w:w="6095" w:type="dxa"/>
+          <w:tcW w:w="5102" w:type="dxa"/>
           <w:vAlign w:val="center"/>
+          <w:tcBorders>
+            <w:top w:val="single" w:sz="4" w:color="D6E0E6"/>
+            <w:left w:val="single" w:sz="4" w:color="D6E0E6"/>
+            <w:bottom w:val="single" w:sz="4" w:color="D6E0E6"/>
+            <w:right w:val="single" w:sz="4" w:color="D6E0E6"/>
+          </w:tcBorders>
+          <w:shd w:fill="0B2F45"/>
         </w:tcPr>
         <w:p>
           <w:pPr>
@@ -784,8 +915,11 @@
           </w:pPr>
           <w:r>
             <w:rPr>
+              <w:rFonts w:ascii="Arial" w:hAnsi="Arial"/>
               <w:b/>
               <w:bCs/>
+              <w:color w:val="FFFFFF"/>
+              <w:sz w:val="22"/>
             </w:rPr>
             <w:t>INFORME PREVENTIVO DE SEGURIDAD INTEGRAL</w:t>
           </w:r>
@@ -793,23 +927,15 @@
       </w:tc>
       <w:tc>
         <w:tcPr>
-          <w:tcW w:w="1276" w:type="dxa"/>
+          <w:tcW w:w="1247" w:type="dxa"/>
           <w:vAlign w:val="center"/>
-        </w:tcPr>
-        <w:p>
-          <w:pPr>
-            <w:pStyle w:val="Encabezado"/>
-            <w:jc w:val="center"/>
-          </w:pPr>
-          <w:r>
-            <w:t>PSOF004</w:t>
-          </w:r>
-        </w:p>
-      </w:tc>
-      <w:tc>
-        <w:tcPr>
-          <w:tcW w:w="1417" w:type="dxa"/>
-          <w:vAlign w:val="center"/>
+          <w:tcBorders>
+            <w:top w:val="single" w:sz="4" w:color="D6E0E6"/>
+            <w:left w:val="single" w:sz="4" w:color="D6E0E6"/>
+            <w:bottom w:val="single" w:sz="4" w:color="D6E0E6"/>
+            <w:right w:val="single" w:sz="4" w:color="D6E0E6"/>
+          </w:tcBorders>
+          <w:shd w:fill="0B2F45"/>
         </w:tcPr>
         <w:p>
           <w:pPr>
@@ -818,7 +944,38 @@
           </w:pPr>
           <w:r>
             <w:rPr>
-              <w:sz w:val="16"/>
+              <w:rFonts w:ascii="Arial" w:hAnsi="Arial"/>
+              <w:b/>
+              <w:color w:val="FFFFFF"/>
+              <w:sz w:val="17"/>
+            </w:rPr>
+            <w:t>PSOF004</w:t>
+          </w:r>
+        </w:p>
+      </w:tc>
+      <w:tc>
+        <w:tcPr>
+          <w:tcW w:w="1531" w:type="dxa"/>
+          <w:vAlign w:val="center"/>
+          <w:tcBorders>
+            <w:top w:val="single" w:sz="4" w:color="D6E0E6"/>
+            <w:left w:val="single" w:sz="4" w:color="D6E0E6"/>
+            <w:bottom w:val="single" w:sz="4" w:color="D6E0E6"/>
+            <w:right w:val="single" w:sz="4" w:color="D6E0E6"/>
+          </w:tcBorders>
+          <w:shd w:fill="0B2F45"/>
+        </w:tcPr>
+        <w:p>
+          <w:pPr>
+            <w:pStyle w:val="Encabezado"/>
+            <w:jc w:val="center"/>
+          </w:pPr>
+          <w:r>
+            <w:rPr>
+              <w:rFonts w:ascii="Arial" w:hAnsi="Arial"/>
+              <w:b/>
+              <w:color w:val="FFFFFF"/>
+              <w:sz w:val="17"/>
               <w:szCs w:val="16"/>
             </w:rPr>
             <w:t>Versión No. 003</w:t>
@@ -849,8 +1006,15 @@
       </w:tc>
       <w:tc>
         <w:tcPr>
-          <w:tcW w:w="6095" w:type="dxa"/>
+          <w:tcW w:w="5102" w:type="dxa"/>
           <w:vAlign w:val="center"/>
+          <w:tcBorders>
+            <w:top w:val="single" w:sz="4" w:color="D6E0E6"/>
+            <w:left w:val="single" w:sz="4" w:color="D6E0E6"/>
+            <w:bottom w:val="single" w:sz="4" w:color="D6E0E6"/>
+            <w:right w:val="single" w:sz="4" w:color="D6E0E6"/>
+          </w:tcBorders>
+          <w:shd w:fill="EEF3F6"/>
         </w:tcPr>
         <w:p>
           <w:pPr>
@@ -864,9 +1028,11 @@
           </w:pPr>
           <w:r>
             <w:rPr>
+              <w:rFonts w:ascii="Arial" w:hAnsi="Arial"/>
               <w:b/>
               <w:bCs/>
-              <w:color w:val="EE0000"/>
+              <w:color w:val="24343D"/>
+              <w:sz w:val="16"/>
             </w:rPr>
             <w:t>- CONFIDENCIAL -</w:t>
           </w:r>
@@ -874,9 +1040,16 @@
       </w:tc>
       <w:tc>
         <w:tcPr>
-          <w:tcW w:w="2693" w:type="dxa"/>
+          <w:tcW w:w="1531" w:type="dxa"/>
           <w:gridSpan w:val="2"/>
           <w:vAlign w:val="center"/>
+          <w:tcBorders>
+            <w:top w:val="single" w:sz="4" w:color="D6E0E6"/>
+            <w:left w:val="single" w:sz="4" w:color="D6E0E6"/>
+            <w:bottom w:val="single" w:sz="4" w:color="D6E0E6"/>
+            <w:right w:val="single" w:sz="4" w:color="D6E0E6"/>
+          </w:tcBorders>
+          <w:shd w:fill="FFFFFF"/>
         </w:tcPr>
         <w:p>
           <w:pPr>
@@ -884,6 +1057,12 @@
             <w:jc w:val="center"/>
           </w:pPr>
           <w:r>
+            <w:rPr>
+              <w:rFonts w:ascii="Arial" w:hAnsi="Arial"/>
+              <w:b w:val="0"/>
+              <w:color w:val="24343D"/>
+              <w:sz w:val="16"/>
+            </w:rPr>
             <w:t>Fecha: {{FECHA}}</w:t>
           </w:r>
         </w:p>
@@ -912,13 +1091,20 @@
       </w:tc>
       <w:tc>
         <w:tcPr>
-          <w:tcW w:w="6095" w:type="dxa"/>
+          <w:tcW w:w="5102" w:type="dxa"/>
           <w:vAlign w:val="center"/>
+          <w:tcBorders>
+            <w:top w:val="single" w:sz="4" w:color="D6E0E6"/>
+            <w:left w:val="single" w:sz="4" w:color="D6E0E6"/>
+            <w:bottom w:val="single" w:sz="14" w:color="F2C300"/>
+            <w:right w:val="single" w:sz="4" w:color="D6E0E6"/>
+          </w:tcBorders>
+          <w:shd w:fill="EEF3F6"/>
         </w:tcPr>
         <w:p>
           <w:pPr>
             <w:pStyle w:val="Encabezado"/>
-            <w:jc w:val="center"/>
+            <w:jc w:val="left"/>
             <w:rPr>
               <w:b/>
               <w:bCs/>
@@ -926,8 +1112,11 @@
           </w:pPr>
           <w:r>
             <w:rPr>
+              <w:rFonts w:ascii="Arial" w:hAnsi="Arial"/>
               <w:b/>
               <w:bCs/>
+              <w:color w:val="24343D"/>
+              <w:sz w:val="16"/>
             </w:rPr>
             <w:t>{{CLIENTE}}</w:t>
             <w:br/>
@@ -935,23 +1124,36 @@
           </w:r>
           <w:r>
             <w:rPr>
+              <w:rFonts w:ascii="Arial" w:hAnsi="Arial"/>
               <w:b/>
               <w:bCs/>
+              <w:color w:val="24343D"/>
+              <w:sz w:val="16"/>
             </w:rPr>
           </w:r>
           <w:r>
             <w:rPr>
+              <w:rFonts w:ascii="Arial" w:hAnsi="Arial"/>
               <w:b/>
               <w:bCs/>
+              <w:color w:val="24343D"/>
+              <w:sz w:val="16"/>
             </w:rPr>
           </w:r>
         </w:p>
       </w:tc>
       <w:tc>
         <w:tcPr>
-          <w:tcW w:w="2693" w:type="dxa"/>
+          <w:tcW w:w="1531" w:type="dxa"/>
           <w:gridSpan w:val="2"/>
           <w:vAlign w:val="center"/>
+          <w:tcBorders>
+            <w:top w:val="single" w:sz="4" w:color="D6E0E6"/>
+            <w:left w:val="single" w:sz="4" w:color="D6E0E6"/>
+            <w:bottom w:val="single" w:sz="14" w:color="F2C300"/>
+            <w:right w:val="single" w:sz="4" w:color="D6E0E6"/>
+          </w:tcBorders>
+          <w:shd w:fill="EEF3F6"/>
         </w:tcPr>
         <w:p>
           <w:pPr>
@@ -959,34 +1161,76 @@
             <w:jc w:val="center"/>
           </w:pPr>
           <w:r>
+            <w:rPr>
+              <w:rFonts w:ascii="Arial" w:hAnsi="Arial"/>
+              <w:b w:val="0"/>
+              <w:color w:val="24343D"/>
+              <w:sz w:val="16"/>
+            </w:rPr>
             <w:t xml:space="preserve">Página </w:t>
           </w:r>
           <w:r>
             <w:rPr>
+              <w:rFonts w:ascii="Arial" w:hAnsi="Arial"/>
+              <w:b w:val="0"/>
+              <w:color w:val="24343D"/>
+              <w:sz w:val="16"/>
               <w:lang w:val="es-ES"/>
             </w:rPr>
             <w:t xml:space="preserve"> </w:t>
           </w:r>
           <w:r>
+            <w:rPr>
+              <w:rFonts w:ascii="Arial" w:hAnsi="Arial"/>
+              <w:b w:val="0"/>
+              <w:color w:val="24343D"/>
+              <w:sz w:val="16"/>
+            </w:rPr>
             <w:fldChar w:fldCharType="begin"/>
           </w:r>
           <w:r>
+            <w:rPr>
+              <w:rFonts w:ascii="Arial" w:hAnsi="Arial"/>
+              <w:b w:val="0"/>
+              <w:color w:val="24343D"/>
+              <w:sz w:val="16"/>
+            </w:rPr>
             <w:instrText>PAGE  \* Arabic  \* MERGEFORMAT</w:instrText>
           </w:r>
           <w:r>
+            <w:rPr>
+              <w:rFonts w:ascii="Arial" w:hAnsi="Arial"/>
+              <w:b w:val="0"/>
+              <w:color w:val="24343D"/>
+              <w:sz w:val="16"/>
+            </w:rPr>
             <w:fldChar w:fldCharType="separate"/>
           </w:r>
           <w:r>
             <w:rPr>
+              <w:rFonts w:ascii="Arial" w:hAnsi="Arial"/>
+              <w:b w:val="0"/>
+              <w:color w:val="24343D"/>
+              <w:sz w:val="16"/>
               <w:lang w:val="es-ES"/>
             </w:rPr>
             <w:t>1</w:t>
           </w:r>
           <w:r>
+            <w:rPr>
+              <w:rFonts w:ascii="Arial" w:hAnsi="Arial"/>
+              <w:b w:val="0"/>
+              <w:color w:val="24343D"/>
+              <w:sz w:val="16"/>
+            </w:rPr>
             <w:fldChar w:fldCharType="end"/>
           </w:r>
           <w:r>
             <w:rPr>
+              <w:rFonts w:ascii="Arial" w:hAnsi="Arial"/>
+              <w:b w:val="0"/>
+              <w:color w:val="24343D"/>
+              <w:sz w:val="16"/>
               <w:lang w:val="es-ES"/>
             </w:rPr>
             <w:t xml:space="preserve"> de </w:t>
@@ -4028,8 +4272,10 @@
     <w:qFormat/>
     <w:rsid w:val="00880A70"/>
     <w:rPr>
+      <w:rFonts w:ascii="Arial" w:hAnsi="Arial" w:eastAsia="Arial"/>
       <w:kern w:val="0"/>
       <w14:ligatures w14:val="none"/>
+      <w:sz w:val="18"/>
     </w:rPr>
   </w:style>
   <w:style w:type="paragraph" w:styleId="Ttulo1">

--- a/PLANTILLA_MAESTRA_INFORME_TECCHNEX.docx
+++ b/PLANTILLA_MAESTRA_INFORME_TECCHNEX.docx
@@ -118,7 +118,7 @@
     </w:p>
     <w:p>
       <w:pPr>
-        <w:spacing w:after="0" w:line="240" w:lineRule="auto" w:before="0"/>
+        <w:spacing w:after="160" w:line="240" w:lineRule="auto" w:before="100"/>
         <w:jc w:val="left"/>
         <w:rPr>
           <w:rFonts w:ascii="Century Gothic" w:hAnsi="Century Gothic" w:cs="Arial"/>
@@ -1102,43 +1102,9 @@
           <w:shd w:fill="EEF3F6"/>
         </w:tcPr>
         <w:p>
-          <w:pPr>
-            <w:pStyle w:val="Encabezado"/>
-            <w:jc w:val="left"/>
-            <w:rPr>
-              <w:b/>
-              <w:bCs/>
-            </w:rPr>
-          </w:pPr>
           <w:r>
-            <w:rPr>
-              <w:rFonts w:ascii="Arial" w:hAnsi="Arial"/>
-              <w:b/>
-              <w:bCs/>
-              <w:color w:val="24343D"/>
-              <w:sz w:val="16"/>
-            </w:rPr>
             <w:t>{{CLIENTE}}</w:t>
             <w:br/>
-            <w:t>PUESTO: {{PUESTO}}</w:t>
-          </w:r>
-          <w:r>
-            <w:rPr>
-              <w:rFonts w:ascii="Arial" w:hAnsi="Arial"/>
-              <w:b/>
-              <w:bCs/>
-              <w:color w:val="24343D"/>
-              <w:sz w:val="16"/>
-            </w:rPr>
-          </w:r>
-          <w:r>
-            <w:rPr>
-              <w:rFonts w:ascii="Arial" w:hAnsi="Arial"/>
-              <w:b/>
-              <w:bCs/>
-              <w:color w:val="24343D"/>
-              <w:sz w:val="16"/>
-            </w:rPr>
           </w:r>
         </w:p>
       </w:tc>

--- a/PLANTILLA_MAESTRA_INFORME_TECCHNEX.docx
+++ b/PLANTILLA_MAESTRA_INFORME_TECCHNEX.docx
@@ -5,7 +5,6 @@
     <w:p>
       <w:pPr>
         <w:pStyle w:val="Sinespaciado"/>
-        <w:spacing w:after="80" w:line="240" w:lineRule="auto"/>
         <w:jc w:val="both"/>
         <w:rPr>
           <w:rFonts w:ascii="Century Gothic" w:hAnsi="Century Gothic" w:cs="Arial"/>
@@ -17,46 +16,17 @@
         </w:rPr>
       </w:pPr>
     </w:p>
+    <w:p/>
+    <w:p/>
+    <w:p/>
+    <w:p/>
+    <w:p/>
+    <w:p/>
     <w:p>
-      <w:pPr>
-        <w:spacing w:after="80" w:line="240" w:lineRule="auto"/>
-      </w:pPr>
-    </w:p>
-    <w:p>
-      <w:pPr>
-        <w:spacing w:after="80" w:line="240" w:lineRule="auto"/>
-      </w:pPr>
-    </w:p>
-    <w:p>
-      <w:pPr>
-        <w:spacing w:after="80" w:line="240" w:lineRule="auto"/>
-      </w:pPr>
-    </w:p>
-    <w:p>
-      <w:pPr>
-        <w:spacing w:after="80" w:line="240" w:lineRule="auto"/>
-      </w:pPr>
-    </w:p>
-    <w:p>
-      <w:pPr>
-        <w:spacing w:after="80" w:line="240" w:lineRule="auto"/>
-      </w:pPr>
-    </w:p>
-    <w:p>
-      <w:pPr>
-        <w:spacing w:after="80" w:line="240" w:lineRule="auto"/>
-      </w:pPr>
-    </w:p>
-    <w:p>
-      <w:pPr>
-        <w:spacing w:after="80" w:line="240" w:lineRule="auto"/>
-      </w:pPr>
       <w:r>
         <w:rPr>
-          <w:rFonts w:ascii="Arial" w:hAnsi="Arial"/>
           <w:noProof/>
           <w14:ligatures w14:val="standardContextual"/>
-          <w:sz w:val="17"/>
         </w:rPr>
         <w:drawing>
           <wp:anchor distT="0" distB="0" distL="114300" distR="114300" simplePos="0" relativeHeight="253105152" behindDoc="0" locked="0" layoutInCell="1" allowOverlap="1" wp14:anchorId="540A52A5" wp14:editId="4BA5C7B0">
@@ -118,41 +88,17 @@
     </w:p>
     <w:p>
       <w:pPr>
-        <w:spacing w:after="160" w:line="240" w:lineRule="auto" w:before="100"/>
-        <w:jc w:val="left"/>
+        <w:jc w:val="both"/>
         <w:rPr>
           <w:rFonts w:ascii="Century Gothic" w:hAnsi="Century Gothic" w:cs="Arial"/>
-          <w:sz w:val="20"/>
-          <w:szCs w:val="20"/>
+          <w:sz w:val="24"/>
+          <w:szCs w:val="24"/>
         </w:rPr>
       </w:pPr>
       <w:r>
         <w:rPr>
-          <w:rFonts w:ascii="Arial" w:hAnsi="Arial" w:cs="Arial"/>
-          <w:b w:val="0"/>
-          <w:sz w:val="18"/>
-          <w:szCs w:val="20"/>
-        </w:rPr>
-        <w:t>{{CONTENIDO_INFORME}}</w:t>
-      </w:r>
-    </w:p>
-    <w:p>
-      <w:pPr>
-        <w:spacing w:after="40" w:line="240" w:lineRule="auto" w:before="20"/>
-        <w:ind w:left="85" w:right="85"/>
-        <w:jc w:val="both"/>
-        <w:rPr>
           <w:rFonts w:ascii="Century Gothic" w:hAnsi="Century Gothic" w:cs="Arial"/>
           <w:sz w:val="24"/>
-          <w:szCs w:val="24"/>
-        </w:rPr>
-        <w:shd w:fill="F5F7F8"/>
-      </w:pPr>
-      <w:r>
-        <w:rPr>
-          <w:rFonts w:ascii="Arial" w:hAnsi="Arial" w:cs="Arial"/>
-          <w:color w:val="4B5A62"/>
-          <w:sz w:val="15"/>
           <w:szCs w:val="24"/>
         </w:rPr>
         <w:t xml:space="preserve">La información antes descrita, no implica que todos los riesgos hayan sido identificados o que no existan otros riesgos. </w:t>
@@ -160,39 +106,33 @@
     </w:p>
     <w:p>
       <w:pPr>
-        <w:spacing w:after="40" w:line="240" w:lineRule="auto" w:before="20"/>
-        <w:ind w:left="85" w:right="85"/>
         <w:jc w:val="both"/>
         <w:rPr>
           <w:rFonts w:ascii="Century Gothic" w:hAnsi="Century Gothic" w:cs="Arial"/>
           <w:sz w:val="24"/>
           <w:szCs w:val="24"/>
         </w:rPr>
-        <w:shd w:fill="F5F7F8"/>
       </w:pPr>
       <w:r>
         <w:rPr>
-          <w:rFonts w:ascii="Arial" w:hAnsi="Arial" w:cs="Arial"/>
-          <w:color w:val="4B5A62"/>
-          <w:sz w:val="15"/>
+          <w:rFonts w:ascii="Century Gothic" w:hAnsi="Century Gothic" w:cs="Arial"/>
+          <w:sz w:val="24"/>
           <w:szCs w:val="24"/>
         </w:rPr>
         <w:t>Las imágenes de referencia son tomadas de GOOGLE MAPS / GOOGLE EARTH / BUSCADORES EN LA RED o registro fotográfico con</w:t>
       </w:r>
       <w:r>
         <w:rPr>
-          <w:rFonts w:ascii="Arial" w:hAnsi="Arial" w:cs="Arial"/>
-          <w:color w:val="4B5A62"/>
-          <w:sz w:val="15"/>
+          <w:rFonts w:ascii="Century Gothic" w:hAnsi="Century Gothic" w:cs="Arial"/>
+          <w:sz w:val="24"/>
           <w:szCs w:val="24"/>
         </w:rPr>
         <w:t xml:space="preserve"> drones,</w:t>
       </w:r>
       <w:r>
         <w:rPr>
-          <w:rFonts w:ascii="Arial" w:hAnsi="Arial" w:cs="Arial"/>
-          <w:color w:val="4B5A62"/>
-          <w:sz w:val="15"/>
+          <w:rFonts w:ascii="Century Gothic" w:hAnsi="Century Gothic" w:cs="Arial"/>
+          <w:sz w:val="24"/>
           <w:szCs w:val="24"/>
         </w:rPr>
         <w:t xml:space="preserve"> cámaras o equipos móviles. solo para mostrar el contexto de lo descrito. </w:t>
@@ -200,21 +140,17 @@
     </w:p>
     <w:p>
       <w:pPr>
-        <w:spacing w:after="40" w:line="240" w:lineRule="auto" w:before="20"/>
-        <w:ind w:left="85" w:right="85"/>
         <w:jc w:val="both"/>
         <w:rPr>
           <w:rFonts w:ascii="Century Gothic" w:hAnsi="Century Gothic" w:cs="Arial"/>
           <w:sz w:val="24"/>
           <w:szCs w:val="24"/>
         </w:rPr>
-        <w:shd w:fill="F5F7F8"/>
       </w:pPr>
       <w:r>
         <w:rPr>
-          <w:rFonts w:ascii="Arial" w:hAnsi="Arial" w:cs="Arial"/>
-          <w:color w:val="4B5A62"/>
-          <w:sz w:val="15"/>
+          <w:rFonts w:ascii="Century Gothic" w:hAnsi="Century Gothic" w:cs="Arial"/>
+          <w:sz w:val="24"/>
           <w:szCs w:val="24"/>
         </w:rPr>
         <w:t xml:space="preserve">Todas las recomendaciones aquí enunciadas deben ser implementadas por personal especializado, y el acatamiento de cualquiera de ellas, no implica responsabilidad alguna por parte de COTRASER C.T.A.  o sus funcionarios. </w:t>
@@ -222,8 +158,6 @@
     </w:p>
     <w:p>
       <w:pPr>
-        <w:spacing w:after="40" w:line="240" w:lineRule="auto" w:before="20"/>
-        <w:ind w:left="85" w:right="85"/>
         <w:jc w:val="both"/>
         <w:rPr>
           <w:rFonts w:ascii="Century Gothic" w:hAnsi="Century Gothic" w:cs="Arial"/>
@@ -234,15 +168,14 @@
           <w:szCs w:val="24"/>
           <w:u w:val="single"/>
         </w:rPr>
-        <w:shd w:fill="F5F7F8"/>
       </w:pPr>
       <w:r>
         <w:rPr>
-          <w:rFonts w:ascii="Arial" w:hAnsi="Arial" w:cs="Arial"/>
+          <w:rFonts w:ascii="Century Gothic" w:hAnsi="Century Gothic" w:cs="Arial"/>
           <w:b/>
           <w:bCs/>
-          <w:color w:val="4B5A62"/>
-          <w:sz w:val="15"/>
+          <w:color w:val="EE0000"/>
+          <w:sz w:val="24"/>
           <w:szCs w:val="24"/>
           <w:u w:val="single"/>
         </w:rPr>
@@ -252,7 +185,6 @@
     <w:p>
       <w:pPr>
         <w:pStyle w:val="Sinespaciado"/>
-        <w:spacing w:after="80" w:line="240" w:lineRule="auto"/>
         <w:rPr>
           <w:rFonts w:ascii="Century Gothic" w:hAnsi="Century Gothic" w:cs="Arial"/>
           <w:sz w:val="24"/>
@@ -261,16 +193,16 @@
       </w:pPr>
       <w:r>
         <w:rPr>
-          <w:rFonts w:ascii="Arial" w:hAnsi="Arial" w:cs="Arial"/>
-          <w:sz w:val="17"/>
+          <w:rFonts w:ascii="Century Gothic" w:hAnsi="Century Gothic" w:cs="Arial"/>
+          <w:sz w:val="24"/>
           <w:szCs w:val="24"/>
         </w:rPr>
         <w:t xml:space="preserve">       </w:t>
       </w:r>
       <w:r>
         <w:rPr>
-          <w:rFonts w:ascii="Arial" w:hAnsi="Arial" w:cs="Arial"/>
-          <w:sz w:val="17"/>
+          <w:rFonts w:ascii="Century Gothic" w:hAnsi="Century Gothic" w:cs="Arial"/>
+          <w:sz w:val="24"/>
           <w:szCs w:val="24"/>
         </w:rPr>
         <w:t xml:space="preserve">          </w:t>
@@ -279,8 +211,6 @@
     <w:p>
       <w:pPr>
         <w:pStyle w:val="Sinespaciado"/>
-        <w:spacing w:after="20" w:line="240" w:lineRule="auto" w:before="20"/>
-        <w:jc w:val="center"/>
         <w:rPr>
           <w:rFonts w:ascii="Century Gothic" w:hAnsi="Century Gothic" w:cs="Arial"/>
           <w:sz w:val="24"/>
@@ -289,80 +219,64 @@
       </w:pPr>
       <w:r>
         <w:rPr>
-          <w:rFonts w:ascii="Arial" w:hAnsi="Arial" w:cs="Arial"/>
-          <w:b/>
-          <w:color w:val="123B5D"/>
-          <w:sz w:val="16"/>
+          <w:rFonts w:ascii="Century Gothic" w:hAnsi="Century Gothic" w:cs="Arial"/>
+          <w:sz w:val="24"/>
           <w:szCs w:val="24"/>
         </w:rPr>
         <w:t xml:space="preserve">                 </w:t>
       </w:r>
       <w:r>
         <w:rPr>
-          <w:rFonts w:ascii="Arial" w:hAnsi="Arial" w:cs="Arial"/>
-          <w:b/>
-          <w:color w:val="123B5D"/>
-          <w:sz w:val="16"/>
+          <w:rFonts w:ascii="Century Gothic" w:hAnsi="Century Gothic" w:cs="Arial"/>
+          <w:sz w:val="24"/>
           <w:szCs w:val="24"/>
         </w:rPr>
         <w:t>R</w:t>
       </w:r>
       <w:r>
         <w:rPr>
-          <w:rFonts w:ascii="Arial" w:hAnsi="Arial" w:cs="Arial"/>
-          <w:b/>
-          <w:color w:val="123B5D"/>
-          <w:sz w:val="16"/>
+          <w:rFonts w:ascii="Century Gothic" w:hAnsi="Century Gothic" w:cs="Arial"/>
+          <w:sz w:val="24"/>
           <w:szCs w:val="24"/>
         </w:rPr>
         <w:t>ealizado por:</w:t>
       </w:r>
       <w:r>
         <w:rPr>
-          <w:rFonts w:ascii="Arial" w:hAnsi="Arial" w:cs="Arial"/>
-          <w:b/>
-          <w:color w:val="123B5D"/>
-          <w:sz w:val="16"/>
+          <w:rFonts w:ascii="Century Gothic" w:hAnsi="Century Gothic" w:cs="Arial"/>
+          <w:sz w:val="24"/>
           <w:szCs w:val="24"/>
         </w:rPr>
         <w:tab/>
       </w:r>
       <w:r>
         <w:rPr>
-          <w:rFonts w:ascii="Arial" w:hAnsi="Arial" w:cs="Arial"/>
-          <w:b/>
-          <w:color w:val="123B5D"/>
-          <w:sz w:val="16"/>
+          <w:rFonts w:ascii="Century Gothic" w:hAnsi="Century Gothic" w:cs="Arial"/>
+          <w:sz w:val="24"/>
           <w:szCs w:val="24"/>
         </w:rPr>
         <w:t xml:space="preserve">                                </w:t>
       </w:r>
       <w:r>
         <w:rPr>
-          <w:rFonts w:ascii="Arial" w:hAnsi="Arial" w:cs="Arial"/>
-          <w:b/>
-          <w:color w:val="123B5D"/>
-          <w:sz w:val="16"/>
+          <w:rFonts w:ascii="Century Gothic" w:hAnsi="Century Gothic" w:cs="Arial"/>
+          <w:sz w:val="24"/>
           <w:szCs w:val="24"/>
         </w:rPr>
         <w:t xml:space="preserve">        </w:t>
       </w:r>
       <w:r>
         <w:rPr>
-          <w:rFonts w:ascii="Arial" w:hAnsi="Arial" w:cs="Arial"/>
-          <w:b/>
-          <w:color w:val="123B5D"/>
-          <w:sz w:val="16"/>
+          <w:rFonts w:ascii="Century Gothic" w:hAnsi="Century Gothic" w:cs="Arial"/>
+          <w:sz w:val="24"/>
           <w:szCs w:val="24"/>
         </w:rPr>
         <w:t>R</w:t>
       </w:r>
       <w:r>
         <w:rPr>
-          <w:rFonts w:ascii="Arial" w:hAnsi="Arial" w:cs="Arial"/>
-          <w:b/>
-          <w:color w:val="123B5D"/>
-          <w:sz w:val="16"/>
+          <w:rFonts w:ascii="Century Gothic" w:hAnsi="Century Gothic" w:cs="Arial"/>
+          <w:sz w:val="24"/>
           <w:szCs w:val="24"/>
         </w:rPr>
         <w:t>evisado por:</w:t>
@@ -371,7 +285,6 @@
     <w:p>
       <w:pPr>
         <w:pStyle w:val="Sinespaciado"/>
-        <w:spacing w:after="80" w:line="240" w:lineRule="auto"/>
         <w:rPr>
           <w:rFonts w:ascii="Century Gothic" w:hAnsi="Century Gothic" w:cs="Arial"/>
           <w:sz w:val="24"/>
@@ -380,40 +293,40 @@
       </w:pPr>
       <w:r>
         <w:rPr>
-          <w:rFonts w:ascii="Arial" w:hAnsi="Arial" w:cs="Arial"/>
-          <w:sz w:val="17"/>
+          <w:rFonts w:ascii="Century Gothic" w:hAnsi="Century Gothic" w:cs="Arial"/>
+          <w:sz w:val="24"/>
           <w:szCs w:val="24"/>
         </w:rPr>
         <w:tab/>
       </w:r>
       <w:r>
         <w:rPr>
-          <w:rFonts w:ascii="Arial" w:hAnsi="Arial" w:cs="Arial"/>
-          <w:sz w:val="17"/>
+          <w:rFonts w:ascii="Century Gothic" w:hAnsi="Century Gothic" w:cs="Arial"/>
+          <w:sz w:val="24"/>
           <w:szCs w:val="24"/>
         </w:rPr>
         <w:tab/>
       </w:r>
       <w:r>
         <w:rPr>
-          <w:rFonts w:ascii="Arial" w:hAnsi="Arial" w:cs="Arial"/>
-          <w:sz w:val="17"/>
+          <w:rFonts w:ascii="Century Gothic" w:hAnsi="Century Gothic" w:cs="Arial"/>
+          <w:sz w:val="24"/>
           <w:szCs w:val="24"/>
         </w:rPr>
         <w:tab/>
       </w:r>
       <w:r>
         <w:rPr>
-          <w:rFonts w:ascii="Arial" w:hAnsi="Arial" w:cs="Arial"/>
-          <w:sz w:val="17"/>
+          <w:rFonts w:ascii="Century Gothic" w:hAnsi="Century Gothic" w:cs="Arial"/>
+          <w:sz w:val="24"/>
           <w:szCs w:val="24"/>
         </w:rPr>
         <w:tab/>
       </w:r>
       <w:r>
         <w:rPr>
-          <w:rFonts w:ascii="Arial" w:hAnsi="Arial" w:cs="Arial"/>
-          <w:sz w:val="17"/>
+          <w:rFonts w:ascii="Century Gothic" w:hAnsi="Century Gothic" w:cs="Arial"/>
+          <w:sz w:val="24"/>
           <w:szCs w:val="24"/>
         </w:rPr>
         <w:tab/>
@@ -422,7 +335,6 @@
     <w:p>
       <w:pPr>
         <w:pStyle w:val="Sinespaciado"/>
-        <w:spacing w:after="80" w:line="240" w:lineRule="auto"/>
         <w:rPr>
           <w:rFonts w:ascii="Century Gothic" w:hAnsi="Century Gothic" w:cs="Arial"/>
           <w:b/>
@@ -434,8 +346,7 @@
     <w:p>
       <w:pPr>
         <w:pStyle w:val="Sinespaciado"/>
-        <w:spacing w:line="240" w:lineRule="auto" w:after="20" w:before="20"/>
-        <w:jc w:val="center"/>
+        <w:spacing w:line="360" w:lineRule="auto"/>
         <w:rPr>
           <w:rFonts w:ascii="Century Gothic" w:hAnsi="Century Gothic" w:cstheme="minorHAnsi"/>
           <w:b/>
@@ -447,70 +358,63 @@
       </w:pPr>
       <w:r>
         <w:rPr>
-          <w:rFonts w:ascii="Arial" w:hAnsi="Arial" w:cstheme="minorHAnsi"/>
+          <w:rFonts w:ascii="Century Gothic" w:hAnsi="Century Gothic" w:cstheme="minorHAnsi"/>
           <w:b/>
-          <w:color w:val="123B5D"/>
-          <w:sz w:val="16"/>
+          <w:sz w:val="24"/>
           <w:szCs w:val="24"/>
         </w:rPr>
         <w:t xml:space="preserve">       </w:t>
       </w:r>
       <w:r>
         <w:rPr>
-          <w:rFonts w:ascii="Arial" w:hAnsi="Arial" w:cstheme="minorHAnsi"/>
+          <w:rFonts w:ascii="Century Gothic" w:hAnsi="Century Gothic" w:cstheme="minorHAnsi"/>
           <w:b/>
-          <w:color w:val="123B5D"/>
-          <w:sz w:val="16"/>
+          <w:sz w:val="24"/>
           <w:szCs w:val="24"/>
         </w:rPr>
         <w:t>{{REALIZADO_POR}}</w:t>
       </w:r>
       <w:r>
         <w:rPr>
-          <w:rFonts w:ascii="Arial" w:hAnsi="Arial" w:cstheme="minorHAnsi"/>
+          <w:rFonts w:ascii="Century Gothic" w:hAnsi="Century Gothic" w:cstheme="minorHAnsi"/>
           <w:b/>
-          <w:color w:val="123B5D"/>
-          <w:sz w:val="16"/>
+          <w:sz w:val="24"/>
           <w:szCs w:val="24"/>
         </w:rPr>
         <w:t xml:space="preserve">                 </w:t>
       </w:r>
       <w:r>
         <w:rPr>
-          <w:rFonts w:ascii="Arial" w:hAnsi="Arial" w:cstheme="minorHAnsi"/>
+          <w:rFonts w:ascii="Century Gothic" w:hAnsi="Century Gothic" w:cstheme="minorHAnsi"/>
           <w:b/>
-          <w:color w:val="123B5D"/>
-          <w:sz w:val="16"/>
+          <w:sz w:val="24"/>
           <w:szCs w:val="24"/>
         </w:rPr>
         <w:t xml:space="preserve"> </w:t>
       </w:r>
       <w:r>
         <w:rPr>
-          <w:rFonts w:ascii="Arial" w:hAnsi="Arial" w:cstheme="minorHAnsi"/>
+          <w:rFonts w:ascii="Century Gothic" w:hAnsi="Century Gothic" w:cstheme="minorHAnsi"/>
           <w:b/>
-          <w:color w:val="123B5D"/>
-          <w:sz w:val="16"/>
+          <w:sz w:val="24"/>
           <w:szCs w:val="24"/>
         </w:rPr>
         <w:t xml:space="preserve">  </w:t>
       </w:r>
       <w:r>
         <w:rPr>
-          <w:rFonts w:ascii="Arial" w:hAnsi="Arial" w:cstheme="minorHAnsi"/>
+          <w:rFonts w:ascii="Century Gothic" w:hAnsi="Century Gothic" w:cstheme="minorHAnsi"/>
           <w:b/>
-          <w:color w:val="123B5D"/>
-          <w:sz w:val="16"/>
+          <w:sz w:val="24"/>
           <w:szCs w:val="24"/>
         </w:rPr>
         <w:t>{{REVISADO_POR}}</w:t>
       </w:r>
       <w:r>
         <w:rPr>
-          <w:rFonts w:ascii="Arial" w:hAnsi="Arial" w:cstheme="minorHAnsi"/>
+          <w:rFonts w:ascii="Century Gothic" w:hAnsi="Century Gothic" w:cstheme="minorHAnsi"/>
           <w:b/>
-          <w:color w:val="123B5D"/>
-          <w:sz w:val="16"/>
+          <w:sz w:val="24"/>
           <w:szCs w:val="24"/>
         </w:rPr>
       </w:r>
@@ -518,8 +422,7 @@
     <w:p>
       <w:pPr>
         <w:pStyle w:val="Sinespaciado"/>
-        <w:spacing w:after="20" w:line="240" w:lineRule="auto" w:before="20"/>
-        <w:jc w:val="center"/>
+        <w:jc w:val="both"/>
         <w:rPr>
           <w:rFonts w:ascii="Century Gothic" w:hAnsi="Century Gothic" w:cstheme="minorHAnsi"/>
           <w:bCs/>
@@ -530,9 +433,9 @@
       </w:pPr>
       <w:r>
         <w:rPr>
-          <w:rFonts w:ascii="Arial" w:hAnsi="Arial" w:cstheme="minorHAnsi"/>
+          <w:rFonts w:ascii="Century Gothic" w:hAnsi="Century Gothic" w:cstheme="minorHAnsi"/>
           <w:bCs/>
-          <w:sz w:val="16"/>
+          <w:sz w:val="24"/>
           <w:szCs w:val="24"/>
           <w:lang w:val="es-ES"/>
         </w:rPr>
@@ -540,9 +443,9 @@
       </w:r>
       <w:r>
         <w:rPr>
-          <w:rFonts w:ascii="Arial" w:hAnsi="Arial" w:cstheme="minorHAnsi"/>
+          <w:rFonts w:ascii="Century Gothic" w:hAnsi="Century Gothic" w:cstheme="minorHAnsi"/>
           <w:bCs/>
-          <w:sz w:val="16"/>
+          <w:sz w:val="24"/>
           <w:szCs w:val="24"/>
           <w:lang w:val="es-ES"/>
         </w:rPr>
@@ -551,9 +454,9 @@
       </w:r>
       <w:r>
         <w:rPr>
-          <w:rFonts w:ascii="Arial" w:hAnsi="Arial" w:cstheme="minorHAnsi"/>
+          <w:rFonts w:ascii="Century Gothic" w:hAnsi="Century Gothic" w:cstheme="minorHAnsi"/>
           <w:bCs/>
-          <w:sz w:val="16"/>
+          <w:sz w:val="24"/>
           <w:szCs w:val="24"/>
           <w:lang w:val="es-ES"/>
         </w:rPr>
@@ -561,9 +464,9 @@
       </w:r>
       <w:r>
         <w:rPr>
-          <w:rFonts w:ascii="Arial" w:hAnsi="Arial" w:cstheme="minorHAnsi"/>
+          <w:rFonts w:ascii="Century Gothic" w:hAnsi="Century Gothic" w:cstheme="minorHAnsi"/>
           <w:bCs/>
-          <w:sz w:val="16"/>
+          <w:sz w:val="24"/>
           <w:szCs w:val="24"/>
           <w:lang w:val="es-ES"/>
         </w:rPr>
@@ -571,9 +474,9 @@
       </w:r>
       <w:r>
         <w:rPr>
-          <w:rFonts w:ascii="Arial" w:hAnsi="Arial" w:cstheme="minorHAnsi"/>
+          <w:rFonts w:ascii="Century Gothic" w:hAnsi="Century Gothic" w:cstheme="minorHAnsi"/>
           <w:bCs/>
-          <w:sz w:val="16"/>
+          <w:sz w:val="24"/>
           <w:szCs w:val="24"/>
           <w:lang w:val="es-ES"/>
         </w:rPr>
@@ -581,9 +484,9 @@
       </w:r>
       <w:r>
         <w:rPr>
-          <w:rFonts w:ascii="Arial" w:hAnsi="Arial" w:cstheme="minorHAnsi"/>
+          <w:rFonts w:ascii="Century Gothic" w:hAnsi="Century Gothic" w:cstheme="minorHAnsi"/>
           <w:bCs/>
-          <w:sz w:val="16"/>
+          <w:sz w:val="24"/>
           <w:szCs w:val="24"/>
           <w:lang w:val="es-ES"/>
         </w:rPr>
@@ -591,9 +494,9 @@
       </w:r>
       <w:r>
         <w:rPr>
-          <w:rFonts w:ascii="Arial" w:hAnsi="Arial" w:cstheme="minorHAnsi"/>
+          <w:rFonts w:ascii="Century Gothic" w:hAnsi="Century Gothic" w:cstheme="minorHAnsi"/>
           <w:bCs/>
-          <w:sz w:val="16"/>
+          <w:sz w:val="24"/>
           <w:szCs w:val="24"/>
           <w:lang w:val="es-ES"/>
         </w:rPr>
@@ -603,8 +506,7 @@
     <w:p>
       <w:pPr>
         <w:pStyle w:val="Sinespaciado"/>
-        <w:spacing w:after="20" w:line="240" w:lineRule="auto" w:before="20"/>
-        <w:jc w:val="center"/>
+        <w:jc w:val="both"/>
         <w:rPr>
           <w:rFonts w:ascii="Century Gothic" w:hAnsi="Century Gothic" w:cstheme="minorHAnsi"/>
           <w:bCs/>
@@ -615,9 +517,9 @@
       </w:pPr>
       <w:r>
         <w:rPr>
-          <w:rFonts w:ascii="Arial" w:hAnsi="Arial" w:cstheme="minorHAnsi"/>
+          <w:rFonts w:ascii="Century Gothic" w:hAnsi="Century Gothic" w:cstheme="minorHAnsi"/>
           <w:bCs/>
-          <w:sz w:val="16"/>
+          <w:sz w:val="24"/>
           <w:szCs w:val="24"/>
           <w:lang w:val="es-ES"/>
         </w:rPr>
@@ -625,9 +527,9 @@
       </w:r>
       <w:r>
         <w:rPr>
-          <w:rFonts w:ascii="Arial" w:hAnsi="Arial" w:cstheme="minorHAnsi"/>
+          <w:rFonts w:ascii="Century Gothic" w:hAnsi="Century Gothic" w:cstheme="minorHAnsi"/>
           <w:bCs/>
-          <w:sz w:val="16"/>
+          <w:sz w:val="24"/>
           <w:szCs w:val="24"/>
           <w:lang w:val="es-ES"/>
         </w:rPr>
@@ -635,9 +537,9 @@
       </w:r>
       <w:r>
         <w:rPr>
-          <w:rFonts w:ascii="Arial" w:hAnsi="Arial" w:cstheme="minorHAnsi"/>
+          <w:rFonts w:ascii="Century Gothic" w:hAnsi="Century Gothic" w:cstheme="minorHAnsi"/>
           <w:bCs/>
-          <w:sz w:val="16"/>
+          <w:sz w:val="24"/>
           <w:szCs w:val="24"/>
           <w:lang w:val="es-ES"/>
         </w:rPr>
@@ -649,7 +551,7 @@
       <w:headerReference w:type="default" r:id="rId9"/>
       <w:footerReference w:type="default" r:id="rId10"/>
       <w:pgSz w:w="12240" w:h="15840"/>
-      <w:pgMar w:top="1219" w:right="879" w:bottom="935" w:left="879" w:header="255" w:footer="312" w:gutter="0"/>
+      <w:pgMar w:top="1528" w:right="1701" w:bottom="1417" w:left="1701" w:header="708" w:footer="708" w:gutter="0"/>
       <w:cols w:space="708"/>
       <w:docGrid w:linePitch="360"/>
     </w:sectPr>
@@ -722,20 +624,7 @@
   <w:p>
     <w:pPr>
       <w:pStyle w:val="Piedepgina"/>
-      <w:jc w:val="center"/>
-      <w:pBdr>
-        <w:bottom w:val="single" w:sz="5" w:space="1" w:color="D6E0E6"/>
-      </w:pBdr>
     </w:pPr>
-    <w:r>
-      <w:rPr>
-        <w:rFonts w:ascii="Arial" w:hAnsi="Arial"/>
-        <w:b/>
-        <w:color w:val="123B5D"/>
-        <w:sz w:val="14"/>
-      </w:rPr>
-      <w:t>TECCHNEX  —  DE LA NECESIDAD A LA SOLUCIÓN</w:t>
-    </w:r>
   </w:p>
 </w:ftr>
 </file>
@@ -791,30 +680,17 @@
       </w:trPr>
       <w:tc>
         <w:tcPr>
-          <w:tcW w:w="1134" w:type="dxa"/>
+          <w:tcW w:w="1986" w:type="dxa"/>
           <w:vMerge w:val="restart"/>
-          <w:vAlign w:val="center"/>
-          <w:tcBorders>
-            <w:top w:val="single" w:sz="4" w:color="D6E0E6"/>
-            <w:left w:val="single" w:sz="4" w:color="D6E0E6"/>
-            <w:bottom w:val="single" w:sz="14" w:color="F2C300"/>
-            <w:right w:val="single" w:sz="4" w:color="D6E0E6"/>
-          </w:tcBorders>
-          <w:shd w:fill="FFFFFF"/>
         </w:tcPr>
         <w:p>
           <w:pPr>
             <w:pStyle w:val="Encabezado"/>
-            <w:jc w:val="center"/>
           </w:pPr>
           <w:r>
             <w:rPr>
-              <w:rFonts w:ascii="Arial" w:hAnsi="Arial"/>
-              <w:b w:val="0"/>
               <w:noProof/>
               <w14:ligatures w14:val="standardContextual"/>
-              <w:color w:val="24343D"/>
-              <w:sz w:val="16"/>
             </w:rPr>
             <w:drawing>
               <wp:anchor distT="0" distB="0" distL="114300" distR="114300" simplePos="0" relativeHeight="251658240" behindDoc="0" locked="0" layoutInCell="1" allowOverlap="1" wp14:anchorId="1D673153" wp14:editId="4B5AA324">
@@ -889,15 +765,8 @@
       </w:tc>
       <w:tc>
         <w:tcPr>
-          <w:tcW w:w="5102" w:type="dxa"/>
+          <w:tcW w:w="6095" w:type="dxa"/>
           <w:vAlign w:val="center"/>
-          <w:tcBorders>
-            <w:top w:val="single" w:sz="4" w:color="D6E0E6"/>
-            <w:left w:val="single" w:sz="4" w:color="D6E0E6"/>
-            <w:bottom w:val="single" w:sz="4" w:color="D6E0E6"/>
-            <w:right w:val="single" w:sz="4" w:color="D6E0E6"/>
-          </w:tcBorders>
-          <w:shd w:fill="0B2F45"/>
         </w:tcPr>
         <w:p>
           <w:pPr>
@@ -915,11 +784,8 @@
           </w:pPr>
           <w:r>
             <w:rPr>
-              <w:rFonts w:ascii="Arial" w:hAnsi="Arial"/>
               <w:b/>
               <w:bCs/>
-              <w:color w:val="FFFFFF"/>
-              <w:sz w:val="22"/>
             </w:rPr>
             <w:t>INFORME PREVENTIVO DE SEGURIDAD INTEGRAL</w:t>
           </w:r>
@@ -927,15 +793,23 @@
       </w:tc>
       <w:tc>
         <w:tcPr>
-          <w:tcW w:w="1247" w:type="dxa"/>
+          <w:tcW w:w="1276" w:type="dxa"/>
           <w:vAlign w:val="center"/>
-          <w:tcBorders>
-            <w:top w:val="single" w:sz="4" w:color="D6E0E6"/>
-            <w:left w:val="single" w:sz="4" w:color="D6E0E6"/>
-            <w:bottom w:val="single" w:sz="4" w:color="D6E0E6"/>
-            <w:right w:val="single" w:sz="4" w:color="D6E0E6"/>
-          </w:tcBorders>
-          <w:shd w:fill="0B2F45"/>
+        </w:tcPr>
+        <w:p>
+          <w:pPr>
+            <w:pStyle w:val="Encabezado"/>
+            <w:jc w:val="center"/>
+          </w:pPr>
+          <w:r>
+            <w:t>PSOF004</w:t>
+          </w:r>
+        </w:p>
+      </w:tc>
+      <w:tc>
+        <w:tcPr>
+          <w:tcW w:w="1417" w:type="dxa"/>
+          <w:vAlign w:val="center"/>
         </w:tcPr>
         <w:p>
           <w:pPr>
@@ -944,38 +818,7 @@
           </w:pPr>
           <w:r>
             <w:rPr>
-              <w:rFonts w:ascii="Arial" w:hAnsi="Arial"/>
-              <w:b/>
-              <w:color w:val="FFFFFF"/>
-              <w:sz w:val="17"/>
-            </w:rPr>
-            <w:t>PSOF004</w:t>
-          </w:r>
-        </w:p>
-      </w:tc>
-      <w:tc>
-        <w:tcPr>
-          <w:tcW w:w="1531" w:type="dxa"/>
-          <w:vAlign w:val="center"/>
-          <w:tcBorders>
-            <w:top w:val="single" w:sz="4" w:color="D6E0E6"/>
-            <w:left w:val="single" w:sz="4" w:color="D6E0E6"/>
-            <w:bottom w:val="single" w:sz="4" w:color="D6E0E6"/>
-            <w:right w:val="single" w:sz="4" w:color="D6E0E6"/>
-          </w:tcBorders>
-          <w:shd w:fill="0B2F45"/>
-        </w:tcPr>
-        <w:p>
-          <w:pPr>
-            <w:pStyle w:val="Encabezado"/>
-            <w:jc w:val="center"/>
-          </w:pPr>
-          <w:r>
-            <w:rPr>
-              <w:rFonts w:ascii="Arial" w:hAnsi="Arial"/>
-              <w:b/>
-              <w:color w:val="FFFFFF"/>
-              <w:sz w:val="17"/>
+              <w:sz w:val="16"/>
               <w:szCs w:val="16"/>
             </w:rPr>
             <w:t>Versión No. 003</w:t>
@@ -1006,15 +849,8 @@
       </w:tc>
       <w:tc>
         <w:tcPr>
-          <w:tcW w:w="5102" w:type="dxa"/>
+          <w:tcW w:w="6095" w:type="dxa"/>
           <w:vAlign w:val="center"/>
-          <w:tcBorders>
-            <w:top w:val="single" w:sz="4" w:color="D6E0E6"/>
-            <w:left w:val="single" w:sz="4" w:color="D6E0E6"/>
-            <w:bottom w:val="single" w:sz="4" w:color="D6E0E6"/>
-            <w:right w:val="single" w:sz="4" w:color="D6E0E6"/>
-          </w:tcBorders>
-          <w:shd w:fill="EEF3F6"/>
         </w:tcPr>
         <w:p>
           <w:pPr>
@@ -1028,11 +864,9 @@
           </w:pPr>
           <w:r>
             <w:rPr>
-              <w:rFonts w:ascii="Arial" w:hAnsi="Arial"/>
               <w:b/>
               <w:bCs/>
-              <w:color w:val="24343D"/>
-              <w:sz w:val="16"/>
+              <w:color w:val="EE0000"/>
             </w:rPr>
             <w:t>- CONFIDENCIAL -</w:t>
           </w:r>
@@ -1040,16 +874,9 @@
       </w:tc>
       <w:tc>
         <w:tcPr>
-          <w:tcW w:w="1531" w:type="dxa"/>
+          <w:tcW w:w="2693" w:type="dxa"/>
           <w:gridSpan w:val="2"/>
           <w:vAlign w:val="center"/>
-          <w:tcBorders>
-            <w:top w:val="single" w:sz="4" w:color="D6E0E6"/>
-            <w:left w:val="single" w:sz="4" w:color="D6E0E6"/>
-            <w:bottom w:val="single" w:sz="4" w:color="D6E0E6"/>
-            <w:right w:val="single" w:sz="4" w:color="D6E0E6"/>
-          </w:tcBorders>
-          <w:shd w:fill="FFFFFF"/>
         </w:tcPr>
         <w:p>
           <w:pPr>
@@ -1057,12 +884,6 @@
             <w:jc w:val="center"/>
           </w:pPr>
           <w:r>
-            <w:rPr>
-              <w:rFonts w:ascii="Arial" w:hAnsi="Arial"/>
-              <w:b w:val="0"/>
-              <w:color w:val="24343D"/>
-              <w:sz w:val="16"/>
-            </w:rPr>
             <w:t>Fecha: {{FECHA}}</w:t>
           </w:r>
         </w:p>
@@ -1091,35 +912,46 @@
       </w:tc>
       <w:tc>
         <w:tcPr>
-          <w:tcW w:w="5102" w:type="dxa"/>
+          <w:tcW w:w="6095" w:type="dxa"/>
           <w:vAlign w:val="center"/>
-          <w:tcBorders>
-            <w:top w:val="single" w:sz="4" w:color="D6E0E6"/>
-            <w:left w:val="single" w:sz="4" w:color="D6E0E6"/>
-            <w:bottom w:val="single" w:sz="14" w:color="F2C300"/>
-            <w:right w:val="single" w:sz="4" w:color="D6E0E6"/>
-          </w:tcBorders>
-          <w:shd w:fill="EEF3F6"/>
         </w:tcPr>
         <w:p>
+          <w:pPr>
+            <w:pStyle w:val="Encabezado"/>
+            <w:jc w:val="center"/>
+            <w:rPr>
+              <w:b/>
+              <w:bCs/>
+            </w:rPr>
+          </w:pPr>
           <w:r>
+            <w:rPr>
+              <w:b/>
+              <w:bCs/>
+            </w:rPr>
             <w:t>{{CLIENTE}}</w:t>
             <w:br/>
+            <w:t>PUESTO: {{PUESTO}}</w:t>
+          </w:r>
+          <w:r>
+            <w:rPr>
+              <w:b/>
+              <w:bCs/>
+            </w:rPr>
+          </w:r>
+          <w:r>
+            <w:rPr>
+              <w:b/>
+              <w:bCs/>
+            </w:rPr>
           </w:r>
         </w:p>
       </w:tc>
       <w:tc>
         <w:tcPr>
-          <w:tcW w:w="1531" w:type="dxa"/>
+          <w:tcW w:w="2693" w:type="dxa"/>
           <w:gridSpan w:val="2"/>
           <w:vAlign w:val="center"/>
-          <w:tcBorders>
-            <w:top w:val="single" w:sz="4" w:color="D6E0E6"/>
-            <w:left w:val="single" w:sz="4" w:color="D6E0E6"/>
-            <w:bottom w:val="single" w:sz="14" w:color="F2C300"/>
-            <w:right w:val="single" w:sz="4" w:color="D6E0E6"/>
-          </w:tcBorders>
-          <w:shd w:fill="EEF3F6"/>
         </w:tcPr>
         <w:p>
           <w:pPr>
@@ -1127,76 +959,34 @@
             <w:jc w:val="center"/>
           </w:pPr>
           <w:r>
-            <w:rPr>
-              <w:rFonts w:ascii="Arial" w:hAnsi="Arial"/>
-              <w:b w:val="0"/>
-              <w:color w:val="24343D"/>
-              <w:sz w:val="16"/>
-            </w:rPr>
             <w:t xml:space="preserve">Página </w:t>
           </w:r>
           <w:r>
             <w:rPr>
-              <w:rFonts w:ascii="Arial" w:hAnsi="Arial"/>
-              <w:b w:val="0"/>
-              <w:color w:val="24343D"/>
-              <w:sz w:val="16"/>
               <w:lang w:val="es-ES"/>
             </w:rPr>
             <w:t xml:space="preserve"> </w:t>
           </w:r>
           <w:r>
-            <w:rPr>
-              <w:rFonts w:ascii="Arial" w:hAnsi="Arial"/>
-              <w:b w:val="0"/>
-              <w:color w:val="24343D"/>
-              <w:sz w:val="16"/>
-            </w:rPr>
             <w:fldChar w:fldCharType="begin"/>
           </w:r>
           <w:r>
-            <w:rPr>
-              <w:rFonts w:ascii="Arial" w:hAnsi="Arial"/>
-              <w:b w:val="0"/>
-              <w:color w:val="24343D"/>
-              <w:sz w:val="16"/>
-            </w:rPr>
             <w:instrText>PAGE  \* Arabic  \* MERGEFORMAT</w:instrText>
           </w:r>
           <w:r>
-            <w:rPr>
-              <w:rFonts w:ascii="Arial" w:hAnsi="Arial"/>
-              <w:b w:val="0"/>
-              <w:color w:val="24343D"/>
-              <w:sz w:val="16"/>
-            </w:rPr>
             <w:fldChar w:fldCharType="separate"/>
           </w:r>
           <w:r>
             <w:rPr>
-              <w:rFonts w:ascii="Arial" w:hAnsi="Arial"/>
-              <w:b w:val="0"/>
-              <w:color w:val="24343D"/>
-              <w:sz w:val="16"/>
               <w:lang w:val="es-ES"/>
             </w:rPr>
             <w:t>1</w:t>
           </w:r>
           <w:r>
-            <w:rPr>
-              <w:rFonts w:ascii="Arial" w:hAnsi="Arial"/>
-              <w:b w:val="0"/>
-              <w:color w:val="24343D"/>
-              <w:sz w:val="16"/>
-            </w:rPr>
             <w:fldChar w:fldCharType="end"/>
           </w:r>
           <w:r>
             <w:rPr>
-              <w:rFonts w:ascii="Arial" w:hAnsi="Arial"/>
-              <w:b w:val="0"/>
-              <w:color w:val="24343D"/>
-              <w:sz w:val="16"/>
               <w:lang w:val="es-ES"/>
             </w:rPr>
             <w:t xml:space="preserve"> de </w:t>
@@ -4238,10 +4028,8 @@
     <w:qFormat/>
     <w:rsid w:val="00880A70"/>
     <w:rPr>
-      <w:rFonts w:ascii="Arial" w:hAnsi="Arial" w:eastAsia="Arial"/>
       <w:kern w:val="0"/>
       <w14:ligatures w14:val="none"/>
-      <w:sz w:val="18"/>
     </w:rPr>
   </w:style>
   <w:style w:type="paragraph" w:styleId="Ttulo1">
